--- a/article/appendix_A_cnn_extension.docx
+++ b/article/appendix_A_cnn_extension.docx
@@ -54,792 +54,633 @@
       <w:r>
         <w:t xml:space="preserve">(</w:t>
       </w:r>
+      <m:oMath>
+        <m:r>
+          <m:t>28</m:t>
+        </m:r>
+        <m:r>
+          <m:rPr>
+            <m:sty m:val="p"/>
+          </m:rPr>
+          <m:t>×</m:t>
+        </m:r>
+        <m:r>
+          <m:t>28</m:t>
+        </m:r>
+      </m:oMath>
+      <w:r>
+        <w:rPr>
+          <w:rFonts w:hint="eastAsia"/>
+        </w:rPr>
+        <w:t xml:space="preserve">灰度，难度介于手写数字与自然图像之间)</w:t>
+      </w:r>
+      <w:r>
+        <w:t xml:space="preserve"> </w:t>
+      </w:r>
+      <w:r>
+        <w:rPr>
+          <w:rFonts w:hint="eastAsia"/>
+        </w:rPr>
+        <w:t xml:space="preserve">与CIFAR-10自然图像分类</w:t>
+      </w:r>
+      <w:r>
+        <w:rPr>
+          <w:rStyle w:val="FootnoteReference"/>
+        </w:rPr>
+        <w:footnoteReference w:id="11"/>
+      </w:r>
+      <w:r>
+        <w:t xml:space="preserve"> </w:t>
+      </w:r>
+      <w:r>
+        <w:t xml:space="preserve">(</w:t>
+      </w:r>
+      <m:oMath>
+        <m:r>
+          <m:t>32</m:t>
+        </m:r>
+        <m:r>
+          <m:rPr>
+            <m:sty m:val="p"/>
+          </m:rPr>
+          <m:t>×</m:t>
+        </m:r>
+        <m:r>
+          <m:t>32</m:t>
+        </m:r>
+      </m:oMath>
+      <w:r>
+        <w:t xml:space="preserve"> </w:t>
+      </w:r>
+      <w:r>
+        <w:rPr>
+          <w:rFonts w:hint="eastAsia"/>
+        </w:rPr>
+        <w:t xml:space="preserve">RGB，含飞机、汽车、鸟、猫等10类自然物体，是二值网络公认的难基准)，以检验正文基于MLP-MNIST得到的两个核心结论</w:t>
+      </w:r>
+      <w:r>
+        <w:t xml:space="preserve"> </w:t>
+      </w:r>
+      <w:r>
+        <w:rPr>
+          <w:rFonts w:hint="eastAsia"/>
+        </w:rPr>
+        <w:t xml:space="preserve">(二值架构相对全精度的容量代价、时域展开的采样-精度收敛特性)</w:t>
+      </w:r>
+      <w:r>
+        <w:t xml:space="preserve"> </w:t>
+      </w:r>
+      <w:r>
+        <w:rPr>
+          <w:rFonts w:hint="eastAsia"/>
+        </w:rPr>
+        <w:t xml:space="preserve">在更深的网络与更难的数据上是否依然成立。本附录的图表独立编号</w:t>
+      </w:r>
+      <w:r>
+        <w:t xml:space="preserve"> </w:t>
+      </w:r>
+      <w:r>
+        <w:rPr>
+          <w:rFonts w:hint="eastAsia"/>
+        </w:rPr>
+        <w:t xml:space="preserve">(图A.x、表A.x)，正文编号不受影响。</w:t>
+      </w:r>
+    </w:p>
+    <w:bookmarkStart w:id="20" w:name="a1-网络拓扑与训练设置"/>
+    <w:p>
+      <w:pPr>
+        <w:pStyle w:val="Heading2"/>
+      </w:pPr>
+      <w:r>
+        <w:t xml:space="preserve">A.1 </w:t>
+      </w:r>
+      <w:r>
+        <w:rPr>
+          <w:rFonts w:hint="eastAsia"/>
+        </w:rPr>
+        <w:t xml:space="preserve">网络拓扑与训练设置</w:t>
+      </w:r>
+    </w:p>
+    <w:p>
+      <w:pPr>
+        <w:pStyle w:val="FirstParagraph"/>
+      </w:pPr>
+      <w:r>
+        <w:rPr>
+          <w:rFonts w:hint="eastAsia"/>
+        </w:rPr>
+        <w:t xml:space="preserve">PBNN-CNN对Fashion-MNIST采用</w:t>
+      </w:r>
+      <m:oMath>
+        <m:r>
+          <m:t>1</m:t>
+        </m:r>
+        <m:r>
+          <m:rPr>
+            <m:sty m:val="p"/>
+          </m:rPr>
+          <m:t>→</m:t>
+        </m:r>
+        <m:r>
+          <m:t>64</m:t>
+        </m:r>
+        <m:r>
+          <m:rPr>
+            <m:sty m:val="p"/>
+          </m:rPr>
+          <m:t>→</m:t>
+        </m:r>
+        <m:r>
+          <m:t>64</m:t>
+        </m:r>
+        <m:r>
+          <m:rPr>
+            <m:sty m:val="p"/>
+          </m:rPr>
+          <m:t>→</m:t>
+        </m:r>
+        <m:r>
+          <m:t>128</m:t>
+        </m:r>
+        <m:r>
+          <m:rPr>
+            <m:sty m:val="p"/>
+          </m:rPr>
+          <m:t>→</m:t>
+        </m:r>
+        <m:r>
+          <m:t>128</m:t>
+        </m:r>
+      </m:oMath>
+      <w:r>
+        <w:rPr>
+          <w:rFonts w:hint="eastAsia"/>
+        </w:rPr>
+        <w:t xml:space="preserve">四层卷积</w:t>
+      </w:r>
+      <w:r>
+        <w:t xml:space="preserve"> </w:t>
+      </w:r>
+      <w:r>
+        <w:rPr>
+          <w:rFonts w:hint="eastAsia"/>
+        </w:rPr>
+        <w:t xml:space="preserve">(核</w:t>
+      </w:r>
+      <m:oMath>
+        <m:r>
+          <m:t>3</m:t>
+        </m:r>
+        <m:r>
+          <m:rPr>
+            <m:sty m:val="p"/>
+          </m:rPr>
+          <m:t>×</m:t>
+        </m:r>
+        <m:r>
+          <m:t>3</m:t>
+        </m:r>
+      </m:oMath>
+      <w:r>
+        <w:t xml:space="preserve">、pad </w:t>
+      </w:r>
+      <w:r>
+        <w:rPr>
+          <w:rFonts w:hint="eastAsia"/>
+        </w:rPr>
+        <w:t xml:space="preserve">1，每两层接一次</w:t>
+      </w:r>
+      <m:oMath>
+        <m:r>
+          <m:t>2</m:t>
+        </m:r>
+        <m:r>
+          <m:rPr>
+            <m:sty m:val="p"/>
+          </m:rPr>
+          <m:t>×</m:t>
+        </m:r>
+        <m:r>
+          <m:t>2</m:t>
+        </m:r>
+      </m:oMath>
+      <w:r>
+        <w:rPr>
+          <w:rFonts w:hint="eastAsia"/>
+        </w:rPr>
+        <w:t xml:space="preserve">最大池化，分辨率</w:t>
+      </w:r>
+      <m:oMath>
+        <m:r>
+          <m:t>28</m:t>
+        </m:r>
+        <m:r>
+          <m:rPr>
+            <m:sty m:val="p"/>
+          </m:rPr>
+          <m:t>→</m:t>
+        </m:r>
+        <m:r>
+          <m:t>14</m:t>
+        </m:r>
+        <m:r>
+          <m:rPr>
+            <m:sty m:val="p"/>
+          </m:rPr>
+          <m:t>→</m:t>
+        </m:r>
+        <m:r>
+          <m:t>7</m:t>
+        </m:r>
+      </m:oMath>
+      <w:r>
+        <w:t xml:space="preserve">) </w:t>
+      </w:r>
+      <w:r>
+        <w:rPr>
+          <w:rFonts w:hint="eastAsia"/>
+        </w:rPr>
+        <w:t xml:space="preserve">加</w:t>
+      </w:r>
+      <m:oMath>
+        <m:r>
+          <m:t>128</m:t>
+        </m:r>
+        <m:r>
+          <m:t>​</m:t>
+        </m:r>
+        <m:r>
+          <m:rPr>
+            <m:sty m:val="p"/>
+          </m:rPr>
+          <m:t>×</m:t>
+        </m:r>
+        <m:r>
+          <m:t>​</m:t>
+        </m:r>
+        <m:r>
+          <m:t>7</m:t>
+        </m:r>
+        <m:r>
+          <m:t>​</m:t>
+        </m:r>
+        <m:r>
+          <m:rPr>
+            <m:sty m:val="p"/>
+          </m:rPr>
+          <m:t>×</m:t>
+        </m:r>
+        <m:r>
+          <m:t>​</m:t>
+        </m:r>
+        <m:r>
+          <m:t>7</m:t>
+        </m:r>
+        <m:r>
+          <m:rPr>
+            <m:sty m:val="p"/>
+          </m:rPr>
+          <m:t>→</m:t>
+        </m:r>
+        <m:r>
+          <m:t>1024</m:t>
+        </m:r>
+        <m:r>
+          <m:rPr>
+            <m:sty m:val="p"/>
+          </m:rPr>
+          <m:t>→</m:t>
+        </m:r>
+        <m:r>
+          <m:t>10</m:t>
+        </m:r>
+      </m:oMath>
+      <w:r>
+        <w:rPr>
+          <w:rFonts w:hint="eastAsia"/>
+        </w:rPr>
+        <w:t xml:space="preserve">两层全连接；对CIFAR-10在前面增加一组卷积扩展为</w:t>
+      </w:r>
+      <m:oMath>
+        <m:r>
+          <m:t>3</m:t>
+        </m:r>
+        <m:r>
+          <m:rPr>
+            <m:sty m:val="p"/>
+          </m:rPr>
+          <m:t>→</m:t>
+        </m:r>
+        <m:r>
+          <m:t>64</m:t>
+        </m:r>
+        <m:r>
+          <m:rPr>
+            <m:sty m:val="p"/>
+          </m:rPr>
+          <m:t>→</m:t>
+        </m:r>
+        <m:r>
+          <m:t>64</m:t>
+        </m:r>
+        <m:r>
+          <m:rPr>
+            <m:sty m:val="p"/>
+          </m:rPr>
+          <m:t>→</m:t>
+        </m:r>
+        <m:r>
+          <m:t>128</m:t>
+        </m:r>
+        <m:r>
+          <m:rPr>
+            <m:sty m:val="p"/>
+          </m:rPr>
+          <m:t>→</m:t>
+        </m:r>
+        <m:r>
+          <m:t>128</m:t>
+        </m:r>
+        <m:r>
+          <m:rPr>
+            <m:sty m:val="p"/>
+          </m:rPr>
+          <m:t>→</m:t>
+        </m:r>
+        <m:r>
+          <m:t>256</m:t>
+        </m:r>
+        <m:r>
+          <m:rPr>
+            <m:sty m:val="p"/>
+          </m:rPr>
+          <m:t>→</m:t>
+        </m:r>
+        <m:r>
+          <m:t>256</m:t>
+        </m:r>
+      </m:oMath>
+      <w:r>
+        <w:rPr>
+          <w:rFonts w:hint="eastAsia"/>
+        </w:rPr>
+        <w:t xml:space="preserve">六层卷积</w:t>
+      </w:r>
+      <w:r>
+        <w:t xml:space="preserve"> </w:t>
+      </w:r>
+      <w:r>
+        <w:rPr>
+          <w:rFonts w:hint="eastAsia"/>
+        </w:rPr>
+        <w:t xml:space="preserve">(三次池化，</w:t>
+      </w:r>
+      <m:oMath>
+        <m:r>
+          <m:t>32</m:t>
+        </m:r>
+        <m:r>
+          <m:rPr>
+            <m:sty m:val="p"/>
+          </m:rPr>
+          <m:t>→</m:t>
+        </m:r>
+        <m:r>
+          <m:t>16</m:t>
+        </m:r>
+        <m:r>
+          <m:rPr>
+            <m:sty m:val="p"/>
+          </m:rPr>
+          <m:t>→</m:t>
+        </m:r>
+        <m:r>
+          <m:t>8</m:t>
+        </m:r>
+        <m:r>
+          <m:rPr>
+            <m:sty m:val="p"/>
+          </m:rPr>
+          <m:t>→</m:t>
+        </m:r>
+        <m:r>
+          <m:t>4</m:t>
+        </m:r>
+      </m:oMath>
+      <w:r>
+        <w:t xml:space="preserve">) </w:t>
+      </w:r>
+      <w:r>
+        <w:rPr>
+          <w:rFonts w:hint="eastAsia"/>
+        </w:rPr>
+        <w:t xml:space="preserve">加</w:t>
+      </w:r>
+      <m:oMath>
+        <m:r>
+          <m:t>256</m:t>
+        </m:r>
+        <m:r>
+          <m:t>​</m:t>
+        </m:r>
+        <m:r>
+          <m:rPr>
+            <m:sty m:val="p"/>
+          </m:rPr>
+          <m:t>×</m:t>
+        </m:r>
+        <m:r>
+          <m:t>​</m:t>
+        </m:r>
+        <m:r>
+          <m:t>4</m:t>
+        </m:r>
+        <m:r>
+          <m:t>​</m:t>
+        </m:r>
+        <m:r>
+          <m:rPr>
+            <m:sty m:val="p"/>
+          </m:rPr>
+          <m:t>×</m:t>
+        </m:r>
+        <m:r>
+          <m:t>​</m:t>
+        </m:r>
+        <m:r>
+          <m:t>4</m:t>
+        </m:r>
+        <m:r>
+          <m:rPr>
+            <m:sty m:val="p"/>
+          </m:rPr>
+          <m:t>→</m:t>
+        </m:r>
+        <m:r>
+          <m:t>1024</m:t>
+        </m:r>
+        <m:r>
+          <m:rPr>
+            <m:sty m:val="p"/>
+          </m:rPr>
+          <m:t>→</m:t>
+        </m:r>
+        <m:r>
+          <m:t>10</m:t>
+        </m:r>
+      </m:oMath>
+      <w:r>
+        <w:rPr>
+          <w:rFonts w:hint="eastAsia"/>
+        </w:rPr>
+        <w:t xml:space="preserve">。两套网络的卷积主干与全连接层均以PBNNConv2d/PBNNLinear实现、激活为sign-STE，与Courbariaux等人的BinaryNet配置同构</w:t>
+      </w:r>
+      <w:r>
+        <w:rPr>
+          <w:rStyle w:val="FootnoteReference"/>
+        </w:rPr>
+        <w:footnoteReference w:id="12"/>
+      </w:r>
+      <w:r>
+        <w:rPr>
+          <w:rFonts w:hint="eastAsia"/>
+        </w:rPr>
+        <w:t xml:space="preserve">；遵循二值网络在RGB输入上的通行做法，CIFAR-10网络的</w:t>
+      </w:r>
+      <w:r>
+        <w:rPr>
+          <w:rFonts w:hint="eastAsia"/>
+          <w:b/>
+          <w:bCs/>
+        </w:rPr>
+        <w:t xml:space="preserve">首层卷积保留全精度</w:t>
+      </w:r>
+      <w:r>
+        <w:t xml:space="preserve"> </w:t>
+      </w:r>
+      <w:r>
+        <w:rPr>
+          <w:rFonts w:hint="eastAsia"/>
+        </w:rPr>
+        <w:t xml:space="preserve">(直接二值化三通道原始像素会摧毁过多输入信息，使精度塌缩至接近随机)，其余卷积与全连接全部二值。BNN-CNN与FP-CNN基线共用同一拓扑，分别把二值层替换为带sign-STE的</w:t>
+      </w:r>
+      <w:r>
+        <w:rPr>
+          <w:rStyle w:val="VerbatimChar"/>
+        </w:rPr>
+        <w:t xml:space="preserve">_BinConv2d</w:t>
+      </w:r>
+      <w:r>
+        <w:rPr>
+          <w:rFonts w:hint="eastAsia"/>
+        </w:rPr>
+        <w:t xml:space="preserve">/DeterministicBinaryLinear与</w:t>
+      </w:r>
+      <w:r>
+        <w:rPr>
+          <w:rStyle w:val="VerbatimChar"/>
+        </w:rPr>
+        <w:t xml:space="preserve">nn.Conv2d</w:t>
+      </w:r>
+      <w:r>
+        <w:t xml:space="preserve">/</w:t>
+      </w:r>
+      <w:r>
+        <w:rPr>
+          <w:rStyle w:val="VerbatimChar"/>
+        </w:rPr>
+        <w:t xml:space="preserve">nn.Linear</w:t>
+      </w:r>
+      <w:r>
+        <w:rPr>
+          <w:rFonts w:hint="eastAsia"/>
+        </w:rPr>
+        <w:t xml:space="preserve">，FP-CNN同时给出FP32与INT8两档QAT变体。Fashion-MNIST四种网络以Adam</w:t>
+      </w:r>
+      <w:r>
+        <w:t xml:space="preserve"> </w:t>
+      </w:r>
+      <m:oMath>
+        <m:r>
+          <m:rPr>
+            <m:sty m:val="p"/>
+          </m:rPr>
+          <m:t>l</m:t>
+        </m:r>
+        <m:r>
+          <m:rPr>
+            <m:sty m:val="p"/>
+          </m:rPr>
+          <m:t>r</m:t>
+        </m:r>
+        <m:r>
+          <m:rPr>
+            <m:sty m:val="p"/>
+          </m:rPr>
+          <m:t>=</m:t>
+        </m:r>
+        <m:sSup>
+          <m:e>
+            <m:r>
+              <m:t>10</m:t>
+            </m:r>
+          </m:e>
+          <m:sup>
+            <m:r>
+              <m:rPr>
+                <m:sty m:val="p"/>
+              </m:rPr>
+              <m:t>−</m:t>
+            </m:r>
+            <m:r>
+              <m:t>3</m:t>
+            </m:r>
+          </m:sup>
+        </m:sSup>
+      </m:oMath>
+      <w:r>
+        <w:t xml:space="preserve">、batch </w:t>
+      </w:r>
+      <w:r>
+        <w:rPr>
+          <w:rFonts w:hint="eastAsia"/>
+        </w:rPr>
+        <w:t xml:space="preserve">128、20轮训练；CIFAR-10的二值网络收敛显著更慢</w:t>
+      </w:r>
+      <w:r>
+        <w:t xml:space="preserve"> </w:t>
+      </w:r>
+      <w:r>
+        <w:rPr>
+          <w:rFonts w:hint="eastAsia"/>
+        </w:rPr>
+        <w:t xml:space="preserve">(BinaryNet文献常需数百轮)，故统一采用60轮配余弦退火学习率</w:t>
+      </w:r>
+      <w:r>
+        <w:t xml:space="preserve"> </w:t>
+      </w:r>
+      <w:r>
+        <w:rPr>
+          <w:rFonts w:hint="eastAsia"/>
+        </w:rPr>
+        <w:t xml:space="preserve">(正文4.5节末段已表明余弦/OneCycle调度对二值PBNN收益最大)。两数据集的训练曲线如图A.1、图A.2所示，最佳测试精度汇总于表A.1。</w:t>
+      </w:r>
     </w:p>
     <w:p>
       <w:pPr>
         <w:pStyle w:val="BodyText"/>
       </w:pPr>
-      <m:oMathPara>
-        <m:oMathParaPr>
-          <m:jc m:val="center"/>
-        </m:oMathParaPr>
-        <m:oMath>
-          <m:r>
-            <m:t>28</m:t>
-          </m:r>
-          <m:r>
-            <m:rPr>
-              <m:sty m:val="p"/>
-            </m:rPr>
-            <m:t>×</m:t>
-          </m:r>
-          <m:r>
-            <m:t>28</m:t>
-          </m:r>
-        </m:oMath>
-      </m:oMathPara>
-    </w:p>
-    <w:p>
-      <w:pPr>
-        <w:pStyle w:val="FirstParagraph"/>
-      </w:pPr>
-      <w:r>
-        <w:rPr>
-          <w:rFonts w:hint="eastAsia"/>
-        </w:rPr>
-        <w:t xml:space="preserve">灰度，难度介于手写数字与自然图像之间)</w:t>
-      </w:r>
-      <w:r>
-        <w:t xml:space="preserve"> </w:t>
-      </w:r>
-      <w:r>
-        <w:rPr>
-          <w:rFonts w:hint="eastAsia"/>
-        </w:rPr>
-        <w:t xml:space="preserve">与CIFAR-10自然图像分类</w:t>
-      </w:r>
-      <w:r>
-        <w:rPr>
-          <w:rStyle w:val="FootnoteReference"/>
-        </w:rPr>
-        <w:footnoteReference w:id="11"/>
-      </w:r>
-      <w:r>
-        <w:t xml:space="preserve"> </w:t>
-      </w:r>
-      <w:r>
-        <w:t xml:space="preserve">(</w:t>
-      </w:r>
-    </w:p>
-    <w:p>
-      <w:pPr>
-        <w:pStyle w:val="BodyText"/>
-      </w:pPr>
-      <m:oMathPara>
-        <m:oMathParaPr>
-          <m:jc m:val="center"/>
-        </m:oMathParaPr>
-        <m:oMath>
-          <m:r>
-            <m:t>32</m:t>
-          </m:r>
-          <m:r>
-            <m:rPr>
-              <m:sty m:val="p"/>
-            </m:rPr>
-            <m:t>×</m:t>
-          </m:r>
-          <m:r>
-            <m:t>32</m:t>
-          </m:r>
-        </m:oMath>
-      </m:oMathPara>
-    </w:p>
-    <w:p>
-      <w:pPr>
-        <w:pStyle w:val="FirstParagraph"/>
-      </w:pPr>
-      <w:r>
-        <w:rPr>
-          <w:rFonts w:hint="eastAsia"/>
-        </w:rPr>
-        <w:t xml:space="preserve">RGB，含飞机、汽车、鸟、猫等10类自然物体，是二值网络公认的难基准)，以检验正文基于MLP-MNIST得到的两个核心结论</w:t>
-      </w:r>
-      <w:r>
-        <w:t xml:space="preserve"> </w:t>
-      </w:r>
-      <w:r>
-        <w:rPr>
-          <w:rFonts w:hint="eastAsia"/>
-        </w:rPr>
-        <w:t xml:space="preserve">(二值架构相对全精度的容量代价、时域展开的采样-精度收敛特性)</w:t>
-      </w:r>
-      <w:r>
-        <w:t xml:space="preserve"> </w:t>
-      </w:r>
-      <w:r>
-        <w:rPr>
-          <w:rFonts w:hint="eastAsia"/>
-        </w:rPr>
-        <w:t xml:space="preserve">在更深的网络与更难的数据上是否依然成立。本附录的图表独立编号</w:t>
-      </w:r>
-      <w:r>
-        <w:t xml:space="preserve"> </w:t>
-      </w:r>
-      <w:r>
-        <w:rPr>
-          <w:rFonts w:hint="eastAsia"/>
-        </w:rPr>
-        <w:t xml:space="preserve">(图A.x、表A.x)，正文编号不受影响。</w:t>
-      </w:r>
-    </w:p>
-    <w:bookmarkStart w:id="20" w:name="a.1-网络拓扑与训练设置"/>
-    <w:p>
-      <w:pPr>
-        <w:pStyle w:val="Heading2"/>
-      </w:pPr>
-      <w:r>
-        <w:t xml:space="preserve">A.1 </w:t>
-      </w:r>
-      <w:r>
-        <w:rPr>
-          <w:rFonts w:hint="eastAsia"/>
-        </w:rPr>
-        <w:t xml:space="preserve">网络拓扑与训练设置</w:t>
-      </w:r>
-    </w:p>
-    <w:p>
-      <w:pPr>
-        <w:pStyle w:val="FirstParagraph"/>
-      </w:pPr>
-      <w:r>
-        <w:rPr>
-          <w:rFonts w:hint="eastAsia"/>
-        </w:rPr>
-        <w:t xml:space="preserve">PBNN-CNN对Fashion-MNIST采用</w:t>
-      </w:r>
-    </w:p>
-    <w:p>
-      <w:pPr>
-        <w:pStyle w:val="BodyText"/>
-      </w:pPr>
-      <m:oMathPara>
-        <m:oMathParaPr>
-          <m:jc m:val="center"/>
-        </m:oMathParaPr>
-        <m:oMath>
-          <m:r>
-            <m:t>1</m:t>
-          </m:r>
-          <m:r>
-            <m:rPr>
-              <m:sty m:val="p"/>
-            </m:rPr>
-            <m:t>→</m:t>
-          </m:r>
-          <m:r>
-            <m:t>64</m:t>
-          </m:r>
-          <m:r>
-            <m:rPr>
-              <m:sty m:val="p"/>
-            </m:rPr>
-            <m:t>→</m:t>
-          </m:r>
-          <m:r>
-            <m:t>64</m:t>
-          </m:r>
-          <m:r>
-            <m:rPr>
-              <m:sty m:val="p"/>
-            </m:rPr>
-            <m:t>→</m:t>
-          </m:r>
-          <m:r>
-            <m:t>128</m:t>
-          </m:r>
-          <m:r>
-            <m:rPr>
-              <m:sty m:val="p"/>
-            </m:rPr>
-            <m:t>→</m:t>
-          </m:r>
-          <m:r>
-            <m:t>128</m:t>
-          </m:r>
-        </m:oMath>
-      </m:oMathPara>
-    </w:p>
-    <w:p>
-      <w:pPr>
-        <w:pStyle w:val="FirstParagraph"/>
-      </w:pPr>
-      <w:r>
-        <w:rPr>
-          <w:rFonts w:hint="eastAsia"/>
-        </w:rPr>
-        <w:t xml:space="preserve">四层卷积</w:t>
-      </w:r>
-      <w:r>
-        <w:t xml:space="preserve"> </w:t>
-      </w:r>
-      <w:r>
-        <w:rPr>
-          <w:rFonts w:hint="eastAsia"/>
-        </w:rPr>
-        <w:t xml:space="preserve">(核</w:t>
-      </w:r>
-    </w:p>
-    <w:p>
-      <w:pPr>
-        <w:pStyle w:val="BodyText"/>
-      </w:pPr>
-      <m:oMathPara>
-        <m:oMathParaPr>
-          <m:jc m:val="center"/>
-        </m:oMathParaPr>
-        <m:oMath>
-          <m:r>
-            <m:t>3</m:t>
-          </m:r>
-          <m:r>
-            <m:rPr>
-              <m:sty m:val="p"/>
-            </m:rPr>
-            <m:t>×</m:t>
-          </m:r>
-          <m:r>
-            <m:t>3</m:t>
-          </m:r>
-        </m:oMath>
-      </m:oMathPara>
-    </w:p>
-    <w:p>
-      <w:pPr>
-        <w:pStyle w:val="FirstParagraph"/>
-      </w:pPr>
-      <w:r>
-        <w:t xml:space="preserve">、pad </w:t>
-      </w:r>
-      <w:r>
-        <w:rPr>
-          <w:rFonts w:hint="eastAsia"/>
-        </w:rPr>
-        <w:t xml:space="preserve">1，每两层接一次</w:t>
-      </w:r>
-    </w:p>
-    <w:p>
-      <w:pPr>
-        <w:pStyle w:val="BodyText"/>
-      </w:pPr>
-      <m:oMathPara>
-        <m:oMathParaPr>
-          <m:jc m:val="center"/>
-        </m:oMathParaPr>
-        <m:oMath>
-          <m:r>
-            <m:t>2</m:t>
-          </m:r>
-          <m:r>
-            <m:rPr>
-              <m:sty m:val="p"/>
-            </m:rPr>
-            <m:t>×</m:t>
-          </m:r>
-          <m:r>
-            <m:t>2</m:t>
-          </m:r>
-        </m:oMath>
-      </m:oMathPara>
-    </w:p>
-    <w:p>
-      <w:pPr>
-        <w:pStyle w:val="FirstParagraph"/>
-      </w:pPr>
-      <w:r>
-        <w:rPr>
-          <w:rFonts w:hint="eastAsia"/>
-        </w:rPr>
-        <w:t xml:space="preserve">最大池化，分辨率</w:t>
-      </w:r>
-    </w:p>
-    <w:p>
-      <w:pPr>
-        <w:pStyle w:val="BodyText"/>
-      </w:pPr>
-      <m:oMathPara>
-        <m:oMathParaPr>
-          <m:jc m:val="center"/>
-        </m:oMathParaPr>
-        <m:oMath>
-          <m:r>
-            <m:t>28</m:t>
-          </m:r>
-          <m:r>
-            <m:rPr>
-              <m:sty m:val="p"/>
-            </m:rPr>
-            <m:t>→</m:t>
-          </m:r>
-          <m:r>
-            <m:t>14</m:t>
-          </m:r>
-          <m:r>
-            <m:rPr>
-              <m:sty m:val="p"/>
-            </m:rPr>
-            <m:t>→</m:t>
-          </m:r>
-          <m:r>
-            <m:t>7</m:t>
-          </m:r>
-        </m:oMath>
-      </m:oMathPara>
-    </w:p>
-    <w:p>
-      <w:pPr>
-        <w:pStyle w:val="FirstParagraph"/>
-      </w:pPr>
-      <w:r>
-        <w:t xml:space="preserve">) </w:t>
-      </w:r>
-      <w:r>
-        <w:rPr>
-          <w:rFonts w:hint="eastAsia"/>
-        </w:rPr>
-        <w:t xml:space="preserve">加</w:t>
-      </w:r>
-    </w:p>
-    <w:p>
-      <w:pPr>
-        <w:pStyle w:val="BodyText"/>
-      </w:pPr>
-      <m:oMathPara>
-        <m:oMathParaPr>
-          <m:jc m:val="center"/>
-        </m:oMathParaPr>
-        <m:oMath>
-          <m:r>
-            <m:t>128</m:t>
-          </m:r>
-          <m:r>
-            <m:t>​</m:t>
-          </m:r>
-          <m:r>
-            <m:rPr>
-              <m:sty m:val="p"/>
-            </m:rPr>
-            <m:t>×</m:t>
-          </m:r>
-          <m:r>
-            <m:t>​</m:t>
-          </m:r>
-          <m:r>
-            <m:t>7</m:t>
-          </m:r>
-          <m:r>
-            <m:t>​</m:t>
-          </m:r>
-          <m:r>
-            <m:rPr>
-              <m:sty m:val="p"/>
-            </m:rPr>
-            <m:t>×</m:t>
-          </m:r>
-          <m:r>
-            <m:t>​</m:t>
-          </m:r>
-          <m:r>
-            <m:t>7</m:t>
-          </m:r>
-          <m:r>
-            <m:rPr>
-              <m:sty m:val="p"/>
-            </m:rPr>
-            <m:t>→</m:t>
-          </m:r>
-          <m:r>
-            <m:t>1024</m:t>
-          </m:r>
-          <m:r>
-            <m:rPr>
-              <m:sty m:val="p"/>
-            </m:rPr>
-            <m:t>→</m:t>
-          </m:r>
-          <m:r>
-            <m:t>10</m:t>
-          </m:r>
-        </m:oMath>
-      </m:oMathPara>
-    </w:p>
-    <w:p>
-      <w:pPr>
-        <w:pStyle w:val="FirstParagraph"/>
-      </w:pPr>
-      <w:r>
-        <w:rPr>
-          <w:rFonts w:hint="eastAsia"/>
-        </w:rPr>
-        <w:t xml:space="preserve">两层全连接；对CIFAR-10在前面增加一组卷积扩展为</w:t>
-      </w:r>
-    </w:p>
-    <w:p>
-      <w:pPr>
-        <w:pStyle w:val="BodyText"/>
-      </w:pPr>
-      <m:oMathPara>
-        <m:oMathParaPr>
-          <m:jc m:val="center"/>
-        </m:oMathParaPr>
-        <m:oMath>
-          <m:r>
-            <m:t>3</m:t>
-          </m:r>
-          <m:r>
-            <m:rPr>
-              <m:sty m:val="p"/>
-            </m:rPr>
-            <m:t>→</m:t>
-          </m:r>
-          <m:r>
-            <m:t>64</m:t>
-          </m:r>
-          <m:r>
-            <m:rPr>
-              <m:sty m:val="p"/>
-            </m:rPr>
-            <m:t>→</m:t>
-          </m:r>
-          <m:r>
-            <m:t>64</m:t>
-          </m:r>
-          <m:r>
-            <m:rPr>
-              <m:sty m:val="p"/>
-            </m:rPr>
-            <m:t>→</m:t>
-          </m:r>
-          <m:r>
-            <m:t>128</m:t>
-          </m:r>
-          <m:r>
-            <m:rPr>
-              <m:sty m:val="p"/>
-            </m:rPr>
-            <m:t>→</m:t>
-          </m:r>
-          <m:r>
-            <m:t>128</m:t>
-          </m:r>
-          <m:r>
-            <m:rPr>
-              <m:sty m:val="p"/>
-            </m:rPr>
-            <m:t>→</m:t>
-          </m:r>
-          <m:r>
-            <m:t>256</m:t>
-          </m:r>
-          <m:r>
-            <m:rPr>
-              <m:sty m:val="p"/>
-            </m:rPr>
-            <m:t>→</m:t>
-          </m:r>
-          <m:r>
-            <m:t>256</m:t>
-          </m:r>
-        </m:oMath>
-      </m:oMathPara>
-    </w:p>
-    <w:p>
-      <w:pPr>
-        <w:pStyle w:val="FirstParagraph"/>
-      </w:pPr>
-      <w:r>
-        <w:rPr>
-          <w:rFonts w:hint="eastAsia"/>
-        </w:rPr>
-        <w:t xml:space="preserve">六层卷积</w:t>
-      </w:r>
-      <w:r>
-        <w:t xml:space="preserve"> </w:t>
-      </w:r>
-      <w:r>
-        <w:rPr>
-          <w:rFonts w:hint="eastAsia"/>
-        </w:rPr>
-        <w:t xml:space="preserve">(三次池化，</w:t>
-      </w:r>
-    </w:p>
-    <w:p>
-      <w:pPr>
-        <w:pStyle w:val="BodyText"/>
-      </w:pPr>
-      <m:oMathPara>
-        <m:oMathParaPr>
-          <m:jc m:val="center"/>
-        </m:oMathParaPr>
-        <m:oMath>
-          <m:r>
-            <m:t>32</m:t>
-          </m:r>
-          <m:r>
-            <m:rPr>
-              <m:sty m:val="p"/>
-            </m:rPr>
-            <m:t>→</m:t>
-          </m:r>
-          <m:r>
-            <m:t>16</m:t>
-          </m:r>
-          <m:r>
-            <m:rPr>
-              <m:sty m:val="p"/>
-            </m:rPr>
-            <m:t>→</m:t>
-          </m:r>
-          <m:r>
-            <m:t>8</m:t>
-          </m:r>
-          <m:r>
-            <m:rPr>
-              <m:sty m:val="p"/>
-            </m:rPr>
-            <m:t>→</m:t>
-          </m:r>
-          <m:r>
-            <m:t>4</m:t>
-          </m:r>
-        </m:oMath>
-      </m:oMathPara>
-    </w:p>
-    <w:p>
-      <w:pPr>
-        <w:pStyle w:val="FirstParagraph"/>
-      </w:pPr>
-      <w:r>
-        <w:t xml:space="preserve">) </w:t>
-      </w:r>
-      <w:r>
-        <w:rPr>
-          <w:rFonts w:hint="eastAsia"/>
-        </w:rPr>
-        <w:t xml:space="preserve">加</w:t>
-      </w:r>
-    </w:p>
-    <w:p>
-      <w:pPr>
-        <w:pStyle w:val="BodyText"/>
-      </w:pPr>
-      <m:oMathPara>
-        <m:oMathParaPr>
-          <m:jc m:val="center"/>
-        </m:oMathParaPr>
-        <m:oMath>
-          <m:r>
-            <m:t>256</m:t>
-          </m:r>
-          <m:r>
-            <m:t>​</m:t>
-          </m:r>
-          <m:r>
-            <m:rPr>
-              <m:sty m:val="p"/>
-            </m:rPr>
-            <m:t>×</m:t>
-          </m:r>
-          <m:r>
-            <m:t>​</m:t>
-          </m:r>
-          <m:r>
-            <m:t>4</m:t>
-          </m:r>
-          <m:r>
-            <m:t>​</m:t>
-          </m:r>
-          <m:r>
-            <m:rPr>
-              <m:sty m:val="p"/>
-            </m:rPr>
-            <m:t>×</m:t>
-          </m:r>
-          <m:r>
-            <m:t>​</m:t>
-          </m:r>
-          <m:r>
-            <m:t>4</m:t>
-          </m:r>
-          <m:r>
-            <m:rPr>
-              <m:sty m:val="p"/>
-            </m:rPr>
-            <m:t>→</m:t>
-          </m:r>
-          <m:r>
-            <m:t>1024</m:t>
-          </m:r>
-          <m:r>
-            <m:rPr>
-              <m:sty m:val="p"/>
-            </m:rPr>
-            <m:t>→</m:t>
-          </m:r>
-          <m:r>
-            <m:t>10</m:t>
-          </m:r>
-        </m:oMath>
-      </m:oMathPara>
-    </w:p>
-    <w:p>
-      <w:pPr>
-        <w:pStyle w:val="FirstParagraph"/>
-      </w:pPr>
-      <w:r>
-        <w:rPr>
-          <w:rFonts w:hint="eastAsia"/>
-        </w:rPr>
-        <w:t xml:space="preserve">。两套网络的卷积主干与全连接层均以PBNNConv2d/PBNNLinear实现、激活为sign-STE，与Courbariaux等人的BinaryNet配置同构</w:t>
-      </w:r>
-      <w:r>
-        <w:rPr>
-          <w:rStyle w:val="FootnoteReference"/>
-        </w:rPr>
-        <w:footnoteReference w:id="12"/>
-      </w:r>
-      <w:r>
-        <w:rPr>
-          <w:rFonts w:hint="eastAsia"/>
-        </w:rPr>
-        <w:t xml:space="preserve">；遵循二值网络在RGB输入上的通行做法，CIFAR-10网络的</w:t>
-      </w:r>
-      <w:r>
-        <w:rPr>
-          <w:rFonts w:hint="eastAsia"/>
-          <w:b/>
-          <w:bCs/>
-        </w:rPr>
-        <w:t xml:space="preserve">首层卷积保留全精度</w:t>
-      </w:r>
-      <w:r>
-        <w:t xml:space="preserve"> </w:t>
-      </w:r>
-      <w:r>
-        <w:rPr>
-          <w:rFonts w:hint="eastAsia"/>
-        </w:rPr>
-        <w:t xml:space="preserve">(直接二值化三通道原始像素会摧毁过多输入信息，使精度塌缩至接近随机)，其余卷积与全连接全部二值。BNN-CNN与FP-CNN基线共用同一拓扑，分别把二值层替换为带sign-STE的</w:t>
-      </w:r>
-      <w:r>
-        <w:rPr>
-          <w:rStyle w:val="VerbatimChar"/>
-        </w:rPr>
-        <w:t xml:space="preserve">_BinConv2d</w:t>
-      </w:r>
-      <w:r>
-        <w:rPr>
-          <w:rFonts w:hint="eastAsia"/>
-        </w:rPr>
-        <w:t xml:space="preserve">/DeterministicBinaryLinear与</w:t>
-      </w:r>
-      <w:r>
-        <w:rPr>
-          <w:rStyle w:val="VerbatimChar"/>
-        </w:rPr>
-        <w:t xml:space="preserve">nn.Conv2d</w:t>
-      </w:r>
-      <w:r>
-        <w:t xml:space="preserve">/</w:t>
-      </w:r>
-      <w:r>
-        <w:rPr>
-          <w:rStyle w:val="VerbatimChar"/>
-        </w:rPr>
-        <w:t xml:space="preserve">nn.Linear</w:t>
-      </w:r>
-      <w:r>
-        <w:rPr>
-          <w:rFonts w:hint="eastAsia"/>
-        </w:rPr>
-        <w:t xml:space="preserve">，FP-CNN同时给出FP32与INT8两档QAT变体。Fashion-MNIST四种网络以Adam</w:t>
-      </w:r>
-    </w:p>
-    <w:p>
-      <w:pPr>
-        <w:pStyle w:val="BodyText"/>
-      </w:pPr>
-      <m:oMathPara>
-        <m:oMathParaPr>
-          <m:jc m:val="center"/>
-        </m:oMathParaPr>
-        <m:oMath>
-          <m:r>
-            <m:rPr>
-              <m:sty m:val="p"/>
-            </m:rPr>
-            <m:t>l</m:t>
-          </m:r>
-          <m:r>
-            <m:rPr>
-              <m:sty m:val="p"/>
-            </m:rPr>
-            <m:t>r</m:t>
-          </m:r>
-          <m:r>
-            <m:rPr>
-              <m:sty m:val="p"/>
-            </m:rPr>
-            <m:t>=</m:t>
-          </m:r>
-          <m:sSup>
-            <m:e>
-              <m:r>
-                <m:t>10</m:t>
-              </m:r>
-            </m:e>
-            <m:sup>
-              <m:r>
-                <m:rPr>
-                  <m:sty m:val="p"/>
-                </m:rPr>
-                <m:t>−</m:t>
-              </m:r>
-              <m:r>
-                <m:t>3</m:t>
-              </m:r>
-            </m:sup>
-          </m:sSup>
-        </m:oMath>
-      </m:oMathPara>
-    </w:p>
-    <w:p>
-      <w:pPr>
-        <w:pStyle w:val="FirstParagraph"/>
-      </w:pPr>
-      <w:r>
-        <w:t xml:space="preserve">、batch </w:t>
-      </w:r>
-      <w:r>
-        <w:rPr>
-          <w:rFonts w:hint="eastAsia"/>
-        </w:rPr>
-        <w:t xml:space="preserve">128、20轮训练；CIFAR-10的二值网络收敛显著更慢</w:t>
-      </w:r>
-      <w:r>
-        <w:t xml:space="preserve"> </w:t>
-      </w:r>
-      <w:r>
-        <w:rPr>
-          <w:rFonts w:hint="eastAsia"/>
-        </w:rPr>
-        <w:t xml:space="preserve">(BinaryNet文献常需数百轮)，故统一采用60轮配余弦退火学习率</w:t>
-      </w:r>
-      <w:r>
-        <w:t xml:space="preserve"> </w:t>
-      </w:r>
-      <w:r>
-        <w:rPr>
-          <w:rFonts w:hint="eastAsia"/>
-        </w:rPr>
-        <w:t xml:space="preserve">(正文4.5节末段已表明余弦/OneCycle调度对二值PBNN收益最大)。两数据集的训练曲线如图A.1、图A.2所示，最佳测试精度汇总于表A.1。</w:t>
-      </w:r>
-    </w:p>
-    <w:p>
-      <w:pPr>
-        <w:pStyle w:val="CaptionedFigure"/>
-      </w:pPr>
       <w:r>
         <w:drawing>
           <wp:inline>
             <wp:extent cx="5334000" cy="2162293"/>
             <wp:effectExtent b="0" l="0" r="0" t="0"/>
-            <wp:docPr descr="图A.1 Fashion-MNIST上PBNN-CNN与基线的训练曲线" title="" id="15" name="Picture"/>
+            <wp:docPr descr="" title="fig:" id="15" name="Picture"/>
             <a:graphic>
               <a:graphicData uri="http://schemas.openxmlformats.org/drawingml/2006/picture">
                 <pic:pic>
                   <pic:nvPicPr>
-                    <pic:cNvPr descr="figs/AppendixA_01.png" id="16" name="Picture"/>
+                    <pic:cNvPr descr="D:\Documents\%E6%AF%95%E4%B8%9A%E8%AE%BE%E8%AE%A1-2026%E5%B9%B45%E6%9C%8810%E6%97%A5\04PBNN%E4%BB%BF%E7%9C%9F\smtj_pbnn_sim\article\figs\AppendixA_01.png" id="16" name="Picture"/>
                     <pic:cNvPicPr>
                       <a:picLocks noChangeArrowheads="1" noChangeAspect="1"/>
                     </pic:cNvPicPr>
@@ -874,11 +715,13 @@
     </w:p>
     <w:p>
       <w:pPr>
-        <w:pStyle w:val="ImageCaption"/>
+        <w:pStyle w:val="BodyText"/>
       </w:pPr>
       <w:r>
         <w:rPr>
           <w:rFonts w:hint="eastAsia"/>
+          <w:b/>
+          <w:bCs/>
         </w:rPr>
         <w:t xml:space="preserve">图A.1</w:t>
       </w:r>
@@ -889,7 +732,114 @@
         <w:rPr>
           <w:rFonts w:hint="eastAsia"/>
         </w:rPr>
-        <w:t xml:space="preserve">Fashion-MNIST上PBNN-CNN与基线的训练曲线</w:t>
+        <w:t xml:space="preserve">Fashion-MNIST上PBNN-CNN</w:t>
+      </w:r>
+      <w:r>
+        <w:t xml:space="preserve"> </w:t>
+      </w:r>
+      <w:r>
+        <w:rPr>
+          <w:rFonts w:hint="eastAsia"/>
+        </w:rPr>
+        <w:t xml:space="preserve">(二值</w:t>
+      </w:r>
+      <m:oMath>
+        <m:r>
+          <m:rPr>
+            <m:sty m:val="p"/>
+          </m:rPr>
+          <m:t>±</m:t>
+        </m:r>
+        <m:r>
+          <m:t>1</m:t>
+        </m:r>
+      </m:oMath>
+      <w:r>
+        <w:rPr>
+          <w:rFonts w:hint="eastAsia"/>
+        </w:rPr>
+        <w:t xml:space="preserve">、sMTJ)、确定性BNN-CNN</w:t>
+      </w:r>
+      <w:r>
+        <w:t xml:space="preserve"> </w:t>
+      </w:r>
+      <w:r>
+        <w:rPr>
+          <w:rFonts w:hint="eastAsia"/>
+        </w:rPr>
+        <w:t xml:space="preserve">(数字sign-STE)</w:t>
+      </w:r>
+      <w:r>
+        <w:t xml:space="preserve"> </w:t>
+      </w:r>
+      <w:r>
+        <w:rPr>
+          <w:rFonts w:hint="eastAsia"/>
+        </w:rPr>
+        <w:t xml:space="preserve">与FP-CNN</w:t>
+      </w:r>
+      <w:r>
+        <w:t xml:space="preserve"> (FP32 + INT8 QAT) </w:t>
+      </w:r>
+      <w:r>
+        <w:rPr>
+          <w:rFonts w:hint="eastAsia"/>
+        </w:rPr>
+        <w:t xml:space="preserve">共用四层卷积</w:t>
+      </w:r>
+      <w:r>
+        <w:t xml:space="preserve"> + </w:t>
+      </w:r>
+      <w:r>
+        <w:rPr>
+          <w:rFonts w:hint="eastAsia"/>
+        </w:rPr>
+        <w:t xml:space="preserve">两层全连接同拓扑下的测试精度</w:t>
+      </w:r>
+      <w:r>
+        <w:t xml:space="preserve"> </w:t>
+      </w:r>
+      <w:r>
+        <w:rPr>
+          <w:rFonts w:hint="eastAsia"/>
+        </w:rPr>
+        <w:t xml:space="preserve">(左)</w:t>
+      </w:r>
+      <w:r>
+        <w:t xml:space="preserve"> </w:t>
+      </w:r>
+      <w:r>
+        <w:rPr>
+          <w:rFonts w:hint="eastAsia"/>
+        </w:rPr>
+        <w:t xml:space="preserve">与测试损失</w:t>
+      </w:r>
+      <w:r>
+        <w:t xml:space="preserve"> </w:t>
+      </w:r>
+      <w:r>
+        <w:rPr>
+          <w:rFonts w:hint="eastAsia"/>
+        </w:rPr>
+        <w:t xml:space="preserve">(右)</w:t>
+      </w:r>
+      <w:r>
+        <w:t xml:space="preserve"> </w:t>
+      </w:r>
+      <w:r>
+        <w:rPr>
+          <w:rFonts w:hint="eastAsia"/>
+        </w:rPr>
+        <w:t xml:space="preserve">随训练轮数演化，对数纵轴。FP32收敛至93.58%、INT8与之相距0.06pp，二值架构</w:t>
+      </w:r>
+      <w:r>
+        <w:t xml:space="preserve"> (PBNN-CNN 88.11%、BNN-CNN 87.60%) </w:t>
+      </w:r>
+      <w:r>
+        <w:rPr>
+          <w:rFonts w:hint="eastAsia"/>
+        </w:rPr>
+        <w:t xml:space="preserve">几乎完全重合，与FP32相距约5.5个百分点；定性形态与正文图4.4(b)的MLP-MNIST曲线一致。</w:t>
       </w:r>
     </w:p>
     <w:p>
@@ -897,160 +847,16 @@
         <w:pStyle w:val="BodyText"/>
       </w:pPr>
       <w:r>
-        <w:rPr>
-          <w:rFonts w:hint="eastAsia"/>
-          <w:b/>
-          <w:bCs/>
-        </w:rPr>
-        <w:t xml:space="preserve">图A.1</w:t>
-      </w:r>
-      <w:r>
-        <w:t xml:space="preserve"> </w:t>
-      </w:r>
-      <w:r>
-        <w:rPr>
-          <w:rFonts w:hint="eastAsia"/>
-        </w:rPr>
-        <w:t xml:space="preserve">Fashion-MNIST上PBNN-CNN</w:t>
-      </w:r>
-      <w:r>
-        <w:t xml:space="preserve"> </w:t>
-      </w:r>
-      <w:r>
-        <w:rPr>
-          <w:rFonts w:hint="eastAsia"/>
-        </w:rPr>
-        <w:t xml:space="preserve">(二值</w:t>
-      </w:r>
-    </w:p>
-    <w:p>
-      <w:pPr>
-        <w:pStyle w:val="BodyText"/>
-      </w:pPr>
-      <m:oMathPara>
-        <m:oMathParaPr>
-          <m:jc m:val="center"/>
-        </m:oMathParaPr>
-        <m:oMath>
-          <m:r>
-            <m:rPr>
-              <m:sty m:val="p"/>
-            </m:rPr>
-            <m:t>±</m:t>
-          </m:r>
-          <m:r>
-            <m:t>1</m:t>
-          </m:r>
-        </m:oMath>
-      </m:oMathPara>
-    </w:p>
-    <w:p>
-      <w:pPr>
-        <w:pStyle w:val="FirstParagraph"/>
-      </w:pPr>
-      <w:r>
-        <w:rPr>
-          <w:rFonts w:hint="eastAsia"/>
-        </w:rPr>
-        <w:t xml:space="preserve">、sMTJ)、确定性BNN-CNN</w:t>
-      </w:r>
-      <w:r>
-        <w:t xml:space="preserve"> </w:t>
-      </w:r>
-      <w:r>
-        <w:rPr>
-          <w:rFonts w:hint="eastAsia"/>
-        </w:rPr>
-        <w:t xml:space="preserve">(数字sign-STE)</w:t>
-      </w:r>
-      <w:r>
-        <w:t xml:space="preserve"> </w:t>
-      </w:r>
-      <w:r>
-        <w:rPr>
-          <w:rFonts w:hint="eastAsia"/>
-        </w:rPr>
-        <w:t xml:space="preserve">与FP-CNN</w:t>
-      </w:r>
-      <w:r>
-        <w:t xml:space="preserve"> (FP32 + INT8 QAT) </w:t>
-      </w:r>
-      <w:r>
-        <w:rPr>
-          <w:rFonts w:hint="eastAsia"/>
-        </w:rPr>
-        <w:t xml:space="preserve">共用四层卷积</w:t>
-      </w:r>
-      <w:r>
-        <w:t xml:space="preserve"> + </w:t>
-      </w:r>
-      <w:r>
-        <w:rPr>
-          <w:rFonts w:hint="eastAsia"/>
-        </w:rPr>
-        <w:t xml:space="preserve">两层全连接同拓扑下的测试精度</w:t>
-      </w:r>
-      <w:r>
-        <w:t xml:space="preserve"> </w:t>
-      </w:r>
-      <w:r>
-        <w:rPr>
-          <w:rFonts w:hint="eastAsia"/>
-        </w:rPr>
-        <w:t xml:space="preserve">(左)</w:t>
-      </w:r>
-      <w:r>
-        <w:t xml:space="preserve"> </w:t>
-      </w:r>
-      <w:r>
-        <w:rPr>
-          <w:rFonts w:hint="eastAsia"/>
-        </w:rPr>
-        <w:t xml:space="preserve">与测试损失</w:t>
-      </w:r>
-      <w:r>
-        <w:t xml:space="preserve"> </w:t>
-      </w:r>
-      <w:r>
-        <w:rPr>
-          <w:rFonts w:hint="eastAsia"/>
-        </w:rPr>
-        <w:t xml:space="preserve">(右)</w:t>
-      </w:r>
-      <w:r>
-        <w:t xml:space="preserve"> </w:t>
-      </w:r>
-      <w:r>
-        <w:rPr>
-          <w:rFonts w:hint="eastAsia"/>
-        </w:rPr>
-        <w:t xml:space="preserve">随训练轮数演化，对数纵轴。FP32收敛至93.58%、INT8与之相距0.06pp，二值架构</w:t>
-      </w:r>
-      <w:r>
-        <w:t xml:space="preserve"> (PBNN-CNN 88.11%、BNN-CNN 87.60%) </w:t>
-      </w:r>
-      <w:r>
-        <w:rPr>
-          <w:rFonts w:hint="eastAsia"/>
-        </w:rPr>
-        <w:t xml:space="preserve">几乎完全重合，与FP32相距约5.5个百分点；定性形态与正文图4.4(b)的MLP-MNIST曲线一致。</w:t>
-      </w:r>
-    </w:p>
-    <w:p>
-      <w:pPr>
-        <w:pStyle w:val="CaptionedFigure"/>
-      </w:pPr>
-      <w:r>
         <w:drawing>
           <wp:inline>
             <wp:extent cx="5334000" cy="2162293"/>
             <wp:effectExtent b="0" l="0" r="0" t="0"/>
-            <wp:docPr descr="图A.2 CIFAR-10上PBNN-CNN与基线的训练曲线" title="" id="18" name="Picture"/>
+            <wp:docPr descr="" title="fig:" id="18" name="Picture"/>
             <a:graphic>
               <a:graphicData uri="http://schemas.openxmlformats.org/drawingml/2006/picture">
                 <pic:pic>
                   <pic:nvPicPr>
-                    <pic:cNvPr descr="figs/AppendixA_02.png" id="19" name="Picture"/>
+                    <pic:cNvPr descr="D:\Documents\%E6%AF%95%E4%B8%9A%E8%AE%BE%E8%AE%A1-2026%E5%B9%B45%E6%9C%8810%E6%97%A5\04PBNN%E4%BB%BF%E7%9C%9F\smtj_pbnn_sim\article\figs\AppendixA_02.png" id="19" name="Picture"/>
                     <pic:cNvPicPr>
                       <a:picLocks noChangeArrowheads="1" noChangeAspect="1"/>
                     </pic:cNvPicPr>
@@ -1085,26 +891,6 @@
     </w:p>
     <w:p>
       <w:pPr>
-        <w:pStyle w:val="ImageCaption"/>
-      </w:pPr>
-      <w:r>
-        <w:rPr>
-          <w:rFonts w:hint="eastAsia"/>
-        </w:rPr>
-        <w:t xml:space="preserve">图A.2</w:t>
-      </w:r>
-      <w:r>
-        <w:t xml:space="preserve"> </w:t>
-      </w:r>
-      <w:r>
-        <w:rPr>
-          <w:rFonts w:hint="eastAsia"/>
-        </w:rPr>
-        <w:t xml:space="preserve">CIFAR-10上PBNN-CNN与基线的训练曲线</w:t>
-      </w:r>
-    </w:p>
-    <w:p>
-      <w:pPr>
         <w:pStyle w:val="BodyText"/>
       </w:pPr>
       <w:r>
@@ -1405,27 +1191,17 @@
             <w:pPr>
               <w:pStyle w:val="Compact"/>
             </w:pPr>
-            <m:oMathPara>
-              <m:oMathParaPr>
-                <m:jc m:val="center"/>
-              </m:oMathParaPr>
-              <m:oMath>
-                <m:r>
-                  <m:rPr>
-                    <m:sty m:val="p"/>
-                  </m:rPr>
-                  <m:t>−</m:t>
-                </m:r>
-                <m:r>
-                  <m:t>0.06</m:t>
-                </m:r>
-              </m:oMath>
-            </m:oMathPara>
-          </w:p>
-          <w:p>
-            <w:pPr>
-              <w:pStyle w:val="Compact"/>
-            </w:pPr>
+            <m:oMath>
+              <m:r>
+                <m:rPr>
+                  <m:sty m:val="p"/>
+                </m:rPr>
+                <m:t>−</m:t>
+              </m:r>
+              <m:r>
+                <m:t>0.06</m:t>
+              </m:r>
+            </m:oMath>
             <w:r>
               <w:t xml:space="preserve">pp</w:t>
             </w:r>
@@ -1478,27 +1254,17 @@
             <w:pPr>
               <w:pStyle w:val="Compact"/>
             </w:pPr>
-            <m:oMathPara>
-              <m:oMathParaPr>
-                <m:jc m:val="center"/>
-              </m:oMathParaPr>
-              <m:oMath>
-                <m:r>
-                  <m:rPr>
-                    <m:sty m:val="p"/>
-                  </m:rPr>
-                  <m:t>−</m:t>
-                </m:r>
-                <m:r>
-                  <m:t>5.47</m:t>
-                </m:r>
-              </m:oMath>
-            </m:oMathPara>
-          </w:p>
-          <w:p>
-            <w:pPr>
-              <w:pStyle w:val="Compact"/>
-            </w:pPr>
+            <m:oMath>
+              <m:r>
+                <m:rPr>
+                  <m:sty m:val="p"/>
+                </m:rPr>
+                <m:t>−</m:t>
+              </m:r>
+              <m:r>
+                <m:t>5.47</m:t>
+              </m:r>
+            </m:oMath>
             <w:r>
               <w:t xml:space="preserve">pp</w:t>
             </w:r>
@@ -1551,27 +1317,17 @@
             <w:pPr>
               <w:pStyle w:val="Compact"/>
             </w:pPr>
-            <m:oMathPara>
-              <m:oMathParaPr>
-                <m:jc m:val="center"/>
-              </m:oMathParaPr>
-              <m:oMath>
-                <m:r>
-                  <m:rPr>
-                    <m:sty m:val="p"/>
-                  </m:rPr>
-                  <m:t>−</m:t>
-                </m:r>
-                <m:r>
-                  <m:t>5.98</m:t>
-                </m:r>
-              </m:oMath>
-            </m:oMathPara>
-          </w:p>
-          <w:p>
-            <w:pPr>
-              <w:pStyle w:val="Compact"/>
-            </w:pPr>
+            <m:oMath>
+              <m:r>
+                <m:rPr>
+                  <m:sty m:val="p"/>
+                </m:rPr>
+                <m:t>−</m:t>
+              </m:r>
+              <m:r>
+                <m:t>5.98</m:t>
+              </m:r>
+            </m:oMath>
             <w:r>
               <w:t xml:space="preserve">pp</w:t>
             </w:r>
@@ -1618,27 +1374,17 @@
             <w:pPr>
               <w:pStyle w:val="Compact"/>
             </w:pPr>
-            <m:oMathPara>
-              <m:oMathParaPr>
-                <m:jc m:val="center"/>
-              </m:oMathParaPr>
-              <m:oMath>
-                <m:r>
-                  <m:rPr>
-                    <m:sty m:val="p"/>
-                  </m:rPr>
-                  <m:t>+</m:t>
-                </m:r>
-                <m:r>
-                  <m:t>0.34</m:t>
-                </m:r>
-              </m:oMath>
-            </m:oMathPara>
-          </w:p>
-          <w:p>
-            <w:pPr>
-              <w:pStyle w:val="Compact"/>
-            </w:pPr>
+            <m:oMath>
+              <m:r>
+                <m:rPr>
+                  <m:sty m:val="p"/>
+                </m:rPr>
+                <m:t>+</m:t>
+              </m:r>
+              <m:r>
+                <m:t>0.34</m:t>
+              </m:r>
+            </m:oMath>
             <w:r>
               <w:t xml:space="preserve">pp</w:t>
             </w:r>
@@ -1746,27 +1492,17 @@
             <w:pPr>
               <w:pStyle w:val="Compact"/>
             </w:pPr>
-            <m:oMathPara>
-              <m:oMathParaPr>
-                <m:jc m:val="center"/>
-              </m:oMathParaPr>
-              <m:oMath>
-                <m:r>
-                  <m:rPr>
-                    <m:sty m:val="p"/>
-                  </m:rPr>
-                  <m:t>−</m:t>
-                </m:r>
-                <m:r>
-                  <m:t>25.19</m:t>
-                </m:r>
-              </m:oMath>
-            </m:oMathPara>
-          </w:p>
-          <w:p>
-            <w:pPr>
-              <w:pStyle w:val="Compact"/>
-            </w:pPr>
+            <m:oMath>
+              <m:r>
+                <m:rPr>
+                  <m:sty m:val="p"/>
+                </m:rPr>
+                <m:t>−</m:t>
+              </m:r>
+              <m:r>
+                <m:t>25.19</m:t>
+              </m:r>
+            </m:oMath>
             <w:r>
               <w:t xml:space="preserve">pp</w:t>
             </w:r>
@@ -1819,27 +1555,17 @@
             <w:pPr>
               <w:pStyle w:val="Compact"/>
             </w:pPr>
-            <m:oMathPara>
-              <m:oMathParaPr>
-                <m:jc m:val="center"/>
-              </m:oMathParaPr>
-              <m:oMath>
-                <m:r>
-                  <m:rPr>
-                    <m:sty m:val="p"/>
-                  </m:rPr>
-                  <m:t>−</m:t>
-                </m:r>
-                <m:r>
-                  <m:t>26.40</m:t>
-                </m:r>
-              </m:oMath>
-            </m:oMathPara>
-          </w:p>
-          <w:p>
-            <w:pPr>
-              <w:pStyle w:val="Compact"/>
-            </w:pPr>
+            <m:oMath>
+              <m:r>
+                <m:rPr>
+                  <m:sty m:val="p"/>
+                </m:rPr>
+                <m:t>−</m:t>
+              </m:r>
+              <m:r>
+                <m:t>26.40</m:t>
+              </m:r>
+            </m:oMath>
             <w:r>
               <w:t xml:space="preserve">pp</w:t>
             </w:r>
@@ -1913,7 +1639,7 @@
       </w:r>
     </w:p>
     <w:bookmarkEnd w:id="20"/>
-    <w:bookmarkStart w:id="27" w:name="a.2-时域展开在卷积拓扑上的采样-精度曲线"/>
+    <w:bookmarkStart w:id="27" w:name="a2-时域展开在卷积拓扑上的采样-精度曲线"/>
     <w:p>
       <w:pPr>
         <w:pStyle w:val="Heading2"/>
@@ -1938,513 +1664,330 @@
         </w:rPr>
         <w:t xml:space="preserve">把两数据集训练好的PBNN-CNN分别在</w:t>
       </w:r>
+      <m:oMath>
+        <m:r>
+          <m:t>T</m:t>
+        </m:r>
+        <m:r>
+          <m:rPr>
+            <m:sty m:val="p"/>
+          </m:rPr>
+          <m:t>=</m:t>
+        </m:r>
+        <m:r>
+          <m:t>1</m:t>
+        </m:r>
+        <m:r>
+          <m:rPr>
+            <m:sty m:val="p"/>
+          </m:rPr>
+          <m:t>,</m:t>
+        </m:r>
+        <m:r>
+          <m:t>2</m:t>
+        </m:r>
+        <m:r>
+          <m:rPr>
+            <m:sty m:val="p"/>
+          </m:rPr>
+          <m:t>,</m:t>
+        </m:r>
+        <m:r>
+          <m:t>4</m:t>
+        </m:r>
+        <m:r>
+          <m:rPr>
+            <m:sty m:val="p"/>
+          </m:rPr>
+          <m:t>,</m:t>
+        </m:r>
+        <m:r>
+          <m:rPr>
+            <m:sty m:val="p"/>
+          </m:rPr>
+          <m:t>…</m:t>
+        </m:r>
+        <m:r>
+          <m:rPr>
+            <m:sty m:val="p"/>
+          </m:rPr>
+          <m:t>,</m:t>
+        </m:r>
+        <m:r>
+          <m:t>64</m:t>
+        </m:r>
+      </m:oMath>
+      <w:r>
+        <w:rPr>
+          <w:rFonts w:hint="eastAsia"/>
+        </w:rPr>
+        <w:t xml:space="preserve">下做全栈推理评估，精度-T曲线如图A.3、图A.4所示，定量数据汇总于表A.2。两条曲线都复现了正文4.4节MLP-MNIST的对数饱和形态，即精度随</w:t>
+      </w:r>
+      <m:oMath>
+        <m:r>
+          <m:t>T</m:t>
+        </m:r>
+      </m:oMath>
+      <w:r>
+        <w:rPr>
+          <w:rFonts w:hint="eastAsia"/>
+        </w:rPr>
+        <w:t xml:space="preserve">快速上升后进入平台，确认时域展开的收敛特性由PBNN对Bernoulli样本均值的统计估计单独决定，与拓扑及数据集解耦。但两数据集在两个量化指标上呈现难度依赖的差异。其一，HARDWARE_AWARE训练精度与FULL_STACK渐近精度的吻合度随难度下降：Fashion-MNIST上FULL_STACK</w:t>
+      </w:r>
+      <w:r>
+        <w:t xml:space="preserve"> </w:t>
+      </w:r>
+      <m:oMath>
+        <m:r>
+          <m:t>T</m:t>
+        </m:r>
+        <m:r>
+          <m:rPr>
+            <m:sty m:val="p"/>
+          </m:rPr>
+          <m:t>=</m:t>
+        </m:r>
+        <m:r>
+          <m:t>64</m:t>
+        </m:r>
+      </m:oMath>
+      <w:r>
+        <w:t xml:space="preserve"> </w:t>
+      </w:r>
+      <w:r>
+        <w:t xml:space="preserve">(88.98%) </w:t>
+      </w:r>
+      <w:r>
+        <w:rPr>
+          <w:rFonts w:hint="eastAsia"/>
+        </w:rPr>
+        <w:t xml:space="preserve">甚至略胜HARDWARE_AWARE</w:t>
+      </w:r>
+      <w:r>
+        <w:t xml:space="preserve"> </w:t>
+      </w:r>
+      <w:r>
+        <w:rPr>
+          <w:rFonts w:hint="eastAsia"/>
+        </w:rPr>
+        <w:t xml:space="preserve">(88.11%)，二者语义一致；CIFAR-10上FULL_STACK</w:t>
+      </w:r>
+      <w:r>
+        <w:t xml:space="preserve"> </w:t>
+      </w:r>
+      <m:oMath>
+        <m:r>
+          <m:t>T</m:t>
+        </m:r>
+        <m:r>
+          <m:rPr>
+            <m:sty m:val="p"/>
+          </m:rPr>
+          <m:t>=</m:t>
+        </m:r>
+        <m:r>
+          <m:t>64</m:t>
+        </m:r>
+      </m:oMath>
+      <w:r>
+        <w:t xml:space="preserve"> </w:t>
+      </w:r>
+      <w:r>
+        <w:t xml:space="preserve">(62.14%) </w:t>
+      </w:r>
+      <w:r>
+        <w:rPr>
+          <w:rFonts w:hint="eastAsia"/>
+        </w:rPr>
+        <w:t xml:space="preserve">较HARDWARE_AWARE</w:t>
+      </w:r>
+      <w:r>
+        <w:t xml:space="preserve"> (67.22%) </w:t>
+      </w:r>
+      <w:r>
+        <w:rPr>
+          <w:rFonts w:hint="eastAsia"/>
+        </w:rPr>
+        <w:t xml:space="preserve">低约5个百分点，这一残差源于难任务下学到的</w:t>
+      </w:r>
+      <m:oMath>
+        <m:r>
+          <m:t>θ</m:t>
+        </m:r>
+      </m:oMath>
+      <w:r>
+        <w:rPr>
+          <w:rFonts w:hint="eastAsia"/>
+        </w:rPr>
+        <w:t xml:space="preserve">置信度较低、放大100倍后Bernoulli采样与解析均值之间的截断误差更显著。其二，逼近渐近上限所需的采样次数随难度上升：Fashion-MNIST在</w:t>
+      </w:r>
+      <m:oMath>
+        <m:r>
+          <m:t>T</m:t>
+        </m:r>
+        <m:r>
+          <m:rPr>
+            <m:sty m:val="p"/>
+          </m:rPr>
+          <m:t>=</m:t>
+        </m:r>
+        <m:r>
+          <m:t>4</m:t>
+        </m:r>
+      </m:oMath>
+      <w:r>
+        <w:rPr>
+          <w:rFonts w:hint="eastAsia"/>
+        </w:rPr>
+        <w:t xml:space="preserve">即达渐近值的0.3个百分点内，而CIFAR-10在</w:t>
+      </w:r>
+      <m:oMath>
+        <m:r>
+          <m:t>T</m:t>
+        </m:r>
+        <m:r>
+          <m:rPr>
+            <m:sty m:val="p"/>
+          </m:rPr>
+          <m:t>=</m:t>
+        </m:r>
+        <m:r>
+          <m:t>4</m:t>
+        </m:r>
+      </m:oMath>
+      <w:r>
+        <w:rPr>
+          <w:rFonts w:hint="eastAsia"/>
+        </w:rPr>
+        <w:t xml:space="preserve">仅53.35%、需到</w:t>
+      </w:r>
+      <m:oMath>
+        <m:r>
+          <m:t>T</m:t>
+        </m:r>
+        <m:r>
+          <m:rPr>
+            <m:sty m:val="p"/>
+          </m:rPr>
+          <m:t>=</m:t>
+        </m:r>
+        <m:r>
+          <m:t>32</m:t>
+        </m:r>
+      </m:oMath>
+      <w:r>
+        <w:rPr>
+          <w:rFonts w:hint="eastAsia"/>
+        </w:rPr>
+        <w:t xml:space="preserve">以上才进入62%平台</w:t>
+      </w:r>
+      <w:r>
+        <w:t xml:space="preserve"> (</w:t>
+      </w:r>
+      <m:oMath>
+        <m:r>
+          <m:t>T</m:t>
+        </m:r>
+        <m:r>
+          <m:rPr>
+            <m:sty m:val="p"/>
+          </m:rPr>
+          <m:t>=</m:t>
+        </m:r>
+        <m:r>
+          <m:t>4</m:t>
+        </m:r>
+      </m:oMath>
+      <w:r>
+        <w:rPr>
+          <w:rFonts w:hint="eastAsia"/>
+        </w:rPr>
+        <w:t xml:space="preserve">与</w:t>
+      </w:r>
+      <m:oMath>
+        <m:r>
+          <m:t>T</m:t>
+        </m:r>
+        <m:r>
+          <m:rPr>
+            <m:sty m:val="p"/>
+          </m:rPr>
+          <m:t>=</m:t>
+        </m:r>
+        <m:r>
+          <m:t>64</m:t>
+        </m:r>
+      </m:oMath>
+      <w:r>
+        <w:rPr>
+          <w:rFonts w:hint="eastAsia"/>
+        </w:rPr>
+        <w:t xml:space="preserve">相差约9个百分点)。因此正文将</w:t>
+      </w:r>
+      <m:oMath>
+        <m:r>
+          <m:t>T</m:t>
+        </m:r>
+        <m:r>
+          <m:rPr>
+            <m:sty m:val="p"/>
+          </m:rPr>
+          <m:t>=</m:t>
+        </m:r>
+        <m:r>
+          <m:t>4</m:t>
+        </m:r>
+      </m:oMath>
+      <w:r>
+        <w:rPr>
+          <w:rFonts w:hint="eastAsia"/>
+        </w:rPr>
+        <w:t xml:space="preserve">作为通用部署点的结论对Fashion-MNIST成立，但对CIFAR-10这类难任务应上调至</w:t>
+      </w:r>
+      <m:oMath>
+        <m:r>
+          <m:t>T</m:t>
+        </m:r>
+        <m:r>
+          <m:rPr>
+            <m:sty m:val="p"/>
+          </m:rPr>
+          <m:t>=</m:t>
+        </m:r>
+        <m:r>
+          <m:t>16</m:t>
+        </m:r>
+      </m:oMath>
+      <w:r>
+        <w:t xml:space="preserve">—</w:t>
+      </w:r>
+      <m:oMath>
+        <m:r>
+          <m:t>32</m:t>
+        </m:r>
+      </m:oMath>
+      <w:r>
+        <w:rPr>
+          <w:rFonts w:hint="eastAsia"/>
+        </w:rPr>
+        <w:t xml:space="preserve">以换取2—3个百分点精度；这恰好量化了时域展开作为精度-能耗调节旋钮的价值，即允许在部署期按任务难度单独调节采样深度，而无需重新训练。</w:t>
+      </w:r>
     </w:p>
     <w:p>
       <w:pPr>
         <w:pStyle w:val="BodyText"/>
       </w:pPr>
-      <m:oMathPara>
-        <m:oMathParaPr>
-          <m:jc m:val="center"/>
-        </m:oMathParaPr>
-        <m:oMath>
-          <m:r>
-            <m:t>T</m:t>
-          </m:r>
-          <m:r>
-            <m:rPr>
-              <m:sty m:val="p"/>
-            </m:rPr>
-            <m:t>=</m:t>
-          </m:r>
-          <m:r>
-            <m:t>1</m:t>
-          </m:r>
-          <m:r>
-            <m:rPr>
-              <m:sty m:val="p"/>
-            </m:rPr>
-            <m:t>,</m:t>
-          </m:r>
-          <m:r>
-            <m:t>2</m:t>
-          </m:r>
-          <m:r>
-            <m:rPr>
-              <m:sty m:val="p"/>
-            </m:rPr>
-            <m:t>,</m:t>
-          </m:r>
-          <m:r>
-            <m:t>4</m:t>
-          </m:r>
-          <m:r>
-            <m:rPr>
-              <m:sty m:val="p"/>
-            </m:rPr>
-            <m:t>,</m:t>
-          </m:r>
-          <m:r>
-            <m:rPr>
-              <m:sty m:val="p"/>
-            </m:rPr>
-            <m:t>…</m:t>
-          </m:r>
-          <m:r>
-            <m:rPr>
-              <m:sty m:val="p"/>
-            </m:rPr>
-            <m:t>,</m:t>
-          </m:r>
-          <m:r>
-            <m:t>64</m:t>
-          </m:r>
-        </m:oMath>
-      </m:oMathPara>
-    </w:p>
-    <w:p>
-      <w:pPr>
-        <w:pStyle w:val="FirstParagraph"/>
-      </w:pPr>
-      <w:r>
-        <w:rPr>
-          <w:rFonts w:hint="eastAsia"/>
-        </w:rPr>
-        <w:t xml:space="preserve">下做全栈推理评估，精度-T曲线如图A.3、图A.4所示，定量数据汇总于表A.2。两条曲线都复现了正文4.4节MLP-MNIST的对数饱和形态，即精度随</w:t>
-      </w:r>
-    </w:p>
-    <w:p>
-      <w:pPr>
-        <w:pStyle w:val="BodyText"/>
-      </w:pPr>
-      <m:oMathPara>
-        <m:oMathParaPr>
-          <m:jc m:val="center"/>
-        </m:oMathParaPr>
-        <m:oMath>
-          <m:r>
-            <m:t>T</m:t>
-          </m:r>
-        </m:oMath>
-      </m:oMathPara>
-    </w:p>
-    <w:p>
-      <w:pPr>
-        <w:pStyle w:val="FirstParagraph"/>
-      </w:pPr>
-      <w:r>
-        <w:rPr>
-          <w:rFonts w:hint="eastAsia"/>
-        </w:rPr>
-        <w:t xml:space="preserve">快速上升后进入平台，确认时域展开的收敛特性由PBNN对Bernoulli样本均值的统计估计单独决定，与拓扑及数据集解耦。但两数据集在两个量化指标上呈现难度依赖的差异。其一，HARDWARE_AWARE训练精度与FULL_STACK渐近精度的吻合度随难度下降：Fashion-MNIST上FULL_STACK</w:t>
-      </w:r>
-    </w:p>
-    <w:p>
-      <w:pPr>
-        <w:pStyle w:val="BodyText"/>
-      </w:pPr>
-      <m:oMathPara>
-        <m:oMathParaPr>
-          <m:jc m:val="center"/>
-        </m:oMathParaPr>
-        <m:oMath>
-          <m:r>
-            <m:t>T</m:t>
-          </m:r>
-          <m:r>
-            <m:rPr>
-              <m:sty m:val="p"/>
-            </m:rPr>
-            <m:t>=</m:t>
-          </m:r>
-          <m:r>
-            <m:t>64</m:t>
-          </m:r>
-        </m:oMath>
-      </m:oMathPara>
-    </w:p>
-    <w:p>
-      <w:pPr>
-        <w:pStyle w:val="FirstParagraph"/>
-      </w:pPr>
-      <w:r>
-        <w:t xml:space="preserve">(88.98%) </w:t>
-      </w:r>
-      <w:r>
-        <w:rPr>
-          <w:rFonts w:hint="eastAsia"/>
-        </w:rPr>
-        <w:t xml:space="preserve">甚至略胜HARDWARE_AWARE</w:t>
-      </w:r>
-      <w:r>
-        <w:t xml:space="preserve"> </w:t>
-      </w:r>
-      <w:r>
-        <w:rPr>
-          <w:rFonts w:hint="eastAsia"/>
-        </w:rPr>
-        <w:t xml:space="preserve">(88.11%)，二者语义一致；CIFAR-10上FULL_STACK</w:t>
-      </w:r>
-    </w:p>
-    <w:p>
-      <w:pPr>
-        <w:pStyle w:val="BodyText"/>
-      </w:pPr>
-      <m:oMathPara>
-        <m:oMathParaPr>
-          <m:jc m:val="center"/>
-        </m:oMathParaPr>
-        <m:oMath>
-          <m:r>
-            <m:t>T</m:t>
-          </m:r>
-          <m:r>
-            <m:rPr>
-              <m:sty m:val="p"/>
-            </m:rPr>
-            <m:t>=</m:t>
-          </m:r>
-          <m:r>
-            <m:t>64</m:t>
-          </m:r>
-        </m:oMath>
-      </m:oMathPara>
-    </w:p>
-    <w:p>
-      <w:pPr>
-        <w:pStyle w:val="FirstParagraph"/>
-      </w:pPr>
-      <w:r>
-        <w:t xml:space="preserve">(62.14%) </w:t>
-      </w:r>
-      <w:r>
-        <w:rPr>
-          <w:rFonts w:hint="eastAsia"/>
-        </w:rPr>
-        <w:t xml:space="preserve">较HARDWARE_AWARE</w:t>
-      </w:r>
-      <w:r>
-        <w:t xml:space="preserve"> (67.22%) </w:t>
-      </w:r>
-      <w:r>
-        <w:rPr>
-          <w:rFonts w:hint="eastAsia"/>
-        </w:rPr>
-        <w:t xml:space="preserve">低约5个百分点，这一残差源于难任务下学到的</w:t>
-      </w:r>
-    </w:p>
-    <w:p>
-      <w:pPr>
-        <w:pStyle w:val="BodyText"/>
-      </w:pPr>
-      <m:oMathPara>
-        <m:oMathParaPr>
-          <m:jc m:val="center"/>
-        </m:oMathParaPr>
-        <m:oMath>
-          <m:r>
-            <m:t>θ</m:t>
-          </m:r>
-        </m:oMath>
-      </m:oMathPara>
-    </w:p>
-    <w:p>
-      <w:pPr>
-        <w:pStyle w:val="FirstParagraph"/>
-      </w:pPr>
-      <w:r>
-        <w:rPr>
-          <w:rFonts w:hint="eastAsia"/>
-        </w:rPr>
-        <w:t xml:space="preserve">置信度较低、放大100倍后Bernoulli采样与解析均值之间的截断误差更显著。其二，逼近渐近上限所需的采样次数随难度上升：Fashion-MNIST在</w:t>
-      </w:r>
-    </w:p>
-    <w:p>
-      <w:pPr>
-        <w:pStyle w:val="BodyText"/>
-      </w:pPr>
-      <m:oMathPara>
-        <m:oMathParaPr>
-          <m:jc m:val="center"/>
-        </m:oMathParaPr>
-        <m:oMath>
-          <m:r>
-            <m:t>T</m:t>
-          </m:r>
-          <m:r>
-            <m:rPr>
-              <m:sty m:val="p"/>
-            </m:rPr>
-            <m:t>=</m:t>
-          </m:r>
-          <m:r>
-            <m:t>4</m:t>
-          </m:r>
-        </m:oMath>
-      </m:oMathPara>
-    </w:p>
-    <w:p>
-      <w:pPr>
-        <w:pStyle w:val="FirstParagraph"/>
-      </w:pPr>
-      <w:r>
-        <w:rPr>
-          <w:rFonts w:hint="eastAsia"/>
-        </w:rPr>
-        <w:t xml:space="preserve">即达渐近值的0.3个百分点内，而CIFAR-10在</w:t>
-      </w:r>
-    </w:p>
-    <w:p>
-      <w:pPr>
-        <w:pStyle w:val="BodyText"/>
-      </w:pPr>
-      <m:oMathPara>
-        <m:oMathParaPr>
-          <m:jc m:val="center"/>
-        </m:oMathParaPr>
-        <m:oMath>
-          <m:r>
-            <m:t>T</m:t>
-          </m:r>
-          <m:r>
-            <m:rPr>
-              <m:sty m:val="p"/>
-            </m:rPr>
-            <m:t>=</m:t>
-          </m:r>
-          <m:r>
-            <m:t>4</m:t>
-          </m:r>
-        </m:oMath>
-      </m:oMathPara>
-    </w:p>
-    <w:p>
-      <w:pPr>
-        <w:pStyle w:val="FirstParagraph"/>
-      </w:pPr>
-      <w:r>
-        <w:rPr>
-          <w:rFonts w:hint="eastAsia"/>
-        </w:rPr>
-        <w:t xml:space="preserve">仅53.35%、需到</w:t>
-      </w:r>
-    </w:p>
-    <w:p>
-      <w:pPr>
-        <w:pStyle w:val="BodyText"/>
-      </w:pPr>
-      <m:oMathPara>
-        <m:oMathParaPr>
-          <m:jc m:val="center"/>
-        </m:oMathParaPr>
-        <m:oMath>
-          <m:r>
-            <m:t>T</m:t>
-          </m:r>
-          <m:r>
-            <m:rPr>
-              <m:sty m:val="p"/>
-            </m:rPr>
-            <m:t>=</m:t>
-          </m:r>
-          <m:r>
-            <m:t>32</m:t>
-          </m:r>
-        </m:oMath>
-      </m:oMathPara>
-    </w:p>
-    <w:p>
-      <w:pPr>
-        <w:pStyle w:val="FirstParagraph"/>
-      </w:pPr>
-      <w:r>
-        <w:rPr>
-          <w:rFonts w:hint="eastAsia"/>
-        </w:rPr>
-        <w:t xml:space="preserve">以上才进入62%平台</w:t>
-      </w:r>
-      <w:r>
-        <w:t xml:space="preserve"> (</w:t>
-      </w:r>
-    </w:p>
-    <w:p>
-      <w:pPr>
-        <w:pStyle w:val="BodyText"/>
-      </w:pPr>
-      <m:oMathPara>
-        <m:oMathParaPr>
-          <m:jc m:val="center"/>
-        </m:oMathParaPr>
-        <m:oMath>
-          <m:r>
-            <m:t>T</m:t>
-          </m:r>
-          <m:r>
-            <m:rPr>
-              <m:sty m:val="p"/>
-            </m:rPr>
-            <m:t>=</m:t>
-          </m:r>
-          <m:r>
-            <m:t>4</m:t>
-          </m:r>
-        </m:oMath>
-      </m:oMathPara>
-    </w:p>
-    <w:p>
-      <w:pPr>
-        <w:pStyle w:val="FirstParagraph"/>
-      </w:pPr>
-      <w:r>
-        <w:rPr>
-          <w:rFonts w:hint="eastAsia"/>
-        </w:rPr>
-        <w:t xml:space="preserve">与</w:t>
-      </w:r>
-    </w:p>
-    <w:p>
-      <w:pPr>
-        <w:pStyle w:val="BodyText"/>
-      </w:pPr>
-      <m:oMathPara>
-        <m:oMathParaPr>
-          <m:jc m:val="center"/>
-        </m:oMathParaPr>
-        <m:oMath>
-          <m:r>
-            <m:t>T</m:t>
-          </m:r>
-          <m:r>
-            <m:rPr>
-              <m:sty m:val="p"/>
-            </m:rPr>
-            <m:t>=</m:t>
-          </m:r>
-          <m:r>
-            <m:t>64</m:t>
-          </m:r>
-        </m:oMath>
-      </m:oMathPara>
-    </w:p>
-    <w:p>
-      <w:pPr>
-        <w:pStyle w:val="FirstParagraph"/>
-      </w:pPr>
-      <w:r>
-        <w:rPr>
-          <w:rFonts w:hint="eastAsia"/>
-        </w:rPr>
-        <w:t xml:space="preserve">相差约9个百分点)。因此正文将</w:t>
-      </w:r>
-    </w:p>
-    <w:p>
-      <w:pPr>
-        <w:pStyle w:val="BodyText"/>
-      </w:pPr>
-      <m:oMathPara>
-        <m:oMathParaPr>
-          <m:jc m:val="center"/>
-        </m:oMathParaPr>
-        <m:oMath>
-          <m:r>
-            <m:t>T</m:t>
-          </m:r>
-          <m:r>
-            <m:rPr>
-              <m:sty m:val="p"/>
-            </m:rPr>
-            <m:t>=</m:t>
-          </m:r>
-          <m:r>
-            <m:t>4</m:t>
-          </m:r>
-        </m:oMath>
-      </m:oMathPara>
-    </w:p>
-    <w:p>
-      <w:pPr>
-        <w:pStyle w:val="FirstParagraph"/>
-      </w:pPr>
-      <w:r>
-        <w:rPr>
-          <w:rFonts w:hint="eastAsia"/>
-        </w:rPr>
-        <w:t xml:space="preserve">作为通用部署点的结论对Fashion-MNIST成立，但对CIFAR-10这类难任务应上调至</w:t>
-      </w:r>
-    </w:p>
-    <w:p>
-      <w:pPr>
-        <w:pStyle w:val="BodyText"/>
-      </w:pPr>
-      <m:oMathPara>
-        <m:oMathParaPr>
-          <m:jc m:val="center"/>
-        </m:oMathParaPr>
-        <m:oMath>
-          <m:r>
-            <m:t>T</m:t>
-          </m:r>
-          <m:r>
-            <m:rPr>
-              <m:sty m:val="p"/>
-            </m:rPr>
-            <m:t>=</m:t>
-          </m:r>
-          <m:r>
-            <m:t>16</m:t>
-          </m:r>
-        </m:oMath>
-      </m:oMathPara>
-    </w:p>
-    <w:p>
-      <w:pPr>
-        <w:pStyle w:val="FirstParagraph"/>
-      </w:pPr>
-      <w:r>
-        <w:t xml:space="preserve">—</w:t>
-      </w:r>
-    </w:p>
-    <w:p>
-      <w:pPr>
-        <w:pStyle w:val="BodyText"/>
-      </w:pPr>
-      <m:oMathPara>
-        <m:oMathParaPr>
-          <m:jc m:val="center"/>
-        </m:oMathParaPr>
-        <m:oMath>
-          <m:r>
-            <m:t>32</m:t>
-          </m:r>
-        </m:oMath>
-      </m:oMathPara>
-    </w:p>
-    <w:p>
-      <w:pPr>
-        <w:pStyle w:val="FirstParagraph"/>
-      </w:pPr>
-      <w:r>
-        <w:rPr>
-          <w:rFonts w:hint="eastAsia"/>
-        </w:rPr>
-        <w:t xml:space="preserve">以换取2—3个百分点精度；这恰好量化了时域展开作为精度-能耗调节旋钮的价值，即允许在部署期按任务难度单独调节采样深度，而无需重新训练。</w:t>
-      </w:r>
-    </w:p>
-    <w:p>
-      <w:pPr>
-        <w:pStyle w:val="CaptionedFigure"/>
-      </w:pPr>
       <w:r>
         <w:drawing>
           <wp:inline>
             <wp:extent cx="5334000" cy="2172465"/>
             <wp:effectExtent b="0" l="0" r="0" t="0"/>
-            <wp:docPr descr="图A.3 Fashion-MNIST PBNN-CNN在全栈T扫描下的精度-T与精度-能耗曲线" title="" id="22" name="Picture"/>
+            <wp:docPr descr="" title="fig:" id="22" name="Picture"/>
             <a:graphic>
               <a:graphicData uri="http://schemas.openxmlformats.org/drawingml/2006/picture">
                 <pic:pic>
                   <pic:nvPicPr>
-                    <pic:cNvPr descr="figs/AppendixA_03.png" id="23" name="Picture"/>
+                    <pic:cNvPr descr="D:\Documents\%E6%AF%95%E4%B8%9A%E8%AE%BE%E8%AE%A1-2026%E5%B9%B45%E6%9C%8810%E6%97%A5\04PBNN%E4%BB%BF%E7%9C%9F\smtj_pbnn_sim\article\figs\AppendixA_03.png" id="23" name="Picture"/>
                     <pic:cNvPicPr>
                       <a:picLocks noChangeArrowheads="1" noChangeAspect="1"/>
                     </pic:cNvPicPr>
@@ -2479,22 +2022,136 @@
     </w:p>
     <w:p>
       <w:pPr>
-        <w:pStyle w:val="ImageCaption"/>
+        <w:pStyle w:val="BodyText"/>
       </w:pPr>
       <w:r>
         <w:rPr>
           <w:rFonts w:hint="eastAsia"/>
+          <w:b/>
+          <w:bCs/>
         </w:rPr>
         <w:t xml:space="preserve">图A.3</w:t>
       </w:r>
       <w:r>
-        <w:t xml:space="preserve"> Fashion-MNIST </w:t>
-      </w:r>
-      <w:r>
-        <w:rPr>
-          <w:rFonts w:hint="eastAsia"/>
-        </w:rPr>
-        <w:t xml:space="preserve">PBNN-CNN在全栈T扫描下的精度-T与精度-能耗曲线</w:t>
+        <w:t xml:space="preserve"> </w:t>
+      </w:r>
+      <w:r>
+        <w:t xml:space="preserve">Fashion-MNIST </w:t>
+      </w:r>
+      <w:r>
+        <w:rPr>
+          <w:rFonts w:hint="eastAsia"/>
+        </w:rPr>
+        <w:t xml:space="preserve">PBNN-CNN在全栈</w:t>
+      </w:r>
+      <m:oMath>
+        <m:r>
+          <m:t>T</m:t>
+        </m:r>
+      </m:oMath>
+      <w:r>
+        <w:rPr>
+          <w:rFonts w:hint="eastAsia"/>
+        </w:rPr>
+        <w:t xml:space="preserve">扫描下的精度-T曲线</w:t>
+      </w:r>
+      <w:r>
+        <w:t xml:space="preserve"> </w:t>
+      </w:r>
+      <w:r>
+        <w:rPr>
+          <w:rFonts w:hint="eastAsia"/>
+        </w:rPr>
+        <w:t xml:space="preserve">(左)</w:t>
+      </w:r>
+      <w:r>
+        <w:t xml:space="preserve"> </w:t>
+      </w:r>
+      <w:r>
+        <w:rPr>
+          <w:rFonts w:hint="eastAsia"/>
+        </w:rPr>
+        <w:t xml:space="preserve">与精度-能耗曲线</w:t>
+      </w:r>
+      <w:r>
+        <w:t xml:space="preserve"> </w:t>
+      </w:r>
+      <w:r>
+        <w:rPr>
+          <w:rFonts w:hint="eastAsia"/>
+        </w:rPr>
+        <w:t xml:space="preserve">(右)，对数横轴。</w:t>
+      </w:r>
+      <m:oMath>
+        <m:r>
+          <m:t>T</m:t>
+        </m:r>
+        <m:r>
+          <m:rPr>
+            <m:sty m:val="p"/>
+          </m:rPr>
+          <m:t>≤</m:t>
+        </m:r>
+        <m:r>
+          <m:t>4</m:t>
+        </m:r>
+      </m:oMath>
+      <w:r>
+        <w:rPr>
+          <w:rFonts w:hint="eastAsia"/>
+        </w:rPr>
+        <w:t xml:space="preserve">精度随</w:t>
+      </w:r>
+      <m:oMath>
+        <m:r>
+          <m:t>T</m:t>
+        </m:r>
+      </m:oMath>
+      <w:r>
+        <w:rPr>
+          <w:rFonts w:hint="eastAsia"/>
+        </w:rPr>
+        <w:t xml:space="preserve">快速上升、</w:t>
+      </w:r>
+      <m:oMath>
+        <m:r>
+          <m:t>T</m:t>
+        </m:r>
+        <m:r>
+          <m:rPr>
+            <m:sty m:val="p"/>
+          </m:rPr>
+          <m:t>≥</m:t>
+        </m:r>
+        <m:r>
+          <m:t>8</m:t>
+        </m:r>
+      </m:oMath>
+      <w:r>
+        <w:rPr>
+          <w:rFonts w:hint="eastAsia"/>
+        </w:rPr>
+        <w:t xml:space="preserve">进入88.6–89.2%平台，</w:t>
+      </w:r>
+      <m:oMath>
+        <m:r>
+          <m:t>T</m:t>
+        </m:r>
+        <m:r>
+          <m:rPr>
+            <m:sty m:val="p"/>
+          </m:rPr>
+          <m:t>=</m:t>
+        </m:r>
+        <m:r>
+          <m:t>4</m:t>
+        </m:r>
+      </m:oMath>
+      <w:r>
+        <w:rPr>
+          <w:rFonts w:hint="eastAsia"/>
+        </w:rPr>
+        <w:t xml:space="preserve">处88.84%与峰值89.18%相差0.34个百分点；FULL_STACK评估精度略胜HARDWARE_AWARE训练时的88.11%，支持正文4.3节三档共用同一检查点的设计选择。</w:t>
       </w:r>
     </w:p>
     <w:p>
@@ -2502,225 +2159,16 @@
         <w:pStyle w:val="BodyText"/>
       </w:pPr>
       <w:r>
-        <w:rPr>
-          <w:rFonts w:hint="eastAsia"/>
-          <w:b/>
-          <w:bCs/>
-        </w:rPr>
-        <w:t xml:space="preserve">图A.3</w:t>
-      </w:r>
-      <w:r>
-        <w:t xml:space="preserve"> </w:t>
-      </w:r>
-      <w:r>
-        <w:t xml:space="preserve">Fashion-MNIST </w:t>
-      </w:r>
-      <w:r>
-        <w:rPr>
-          <w:rFonts w:hint="eastAsia"/>
-        </w:rPr>
-        <w:t xml:space="preserve">PBNN-CNN在全栈</w:t>
-      </w:r>
-    </w:p>
-    <w:p>
-      <w:pPr>
-        <w:pStyle w:val="BodyText"/>
-      </w:pPr>
-      <m:oMathPara>
-        <m:oMathParaPr>
-          <m:jc m:val="center"/>
-        </m:oMathParaPr>
-        <m:oMath>
-          <m:r>
-            <m:t>T</m:t>
-          </m:r>
-        </m:oMath>
-      </m:oMathPara>
-    </w:p>
-    <w:p>
-      <w:pPr>
-        <w:pStyle w:val="FirstParagraph"/>
-      </w:pPr>
-      <w:r>
-        <w:rPr>
-          <w:rFonts w:hint="eastAsia"/>
-        </w:rPr>
-        <w:t xml:space="preserve">扫描下的精度-T曲线</w:t>
-      </w:r>
-      <w:r>
-        <w:t xml:space="preserve"> </w:t>
-      </w:r>
-      <w:r>
-        <w:rPr>
-          <w:rFonts w:hint="eastAsia"/>
-        </w:rPr>
-        <w:t xml:space="preserve">(左)</w:t>
-      </w:r>
-      <w:r>
-        <w:t xml:space="preserve"> </w:t>
-      </w:r>
-      <w:r>
-        <w:rPr>
-          <w:rFonts w:hint="eastAsia"/>
-        </w:rPr>
-        <w:t xml:space="preserve">与精度-能耗曲线</w:t>
-      </w:r>
-      <w:r>
-        <w:t xml:space="preserve"> </w:t>
-      </w:r>
-      <w:r>
-        <w:rPr>
-          <w:rFonts w:hint="eastAsia"/>
-        </w:rPr>
-        <w:t xml:space="preserve">(右)，对数横轴。</w:t>
-      </w:r>
-    </w:p>
-    <w:p>
-      <w:pPr>
-        <w:pStyle w:val="BodyText"/>
-      </w:pPr>
-      <m:oMathPara>
-        <m:oMathParaPr>
-          <m:jc m:val="center"/>
-        </m:oMathParaPr>
-        <m:oMath>
-          <m:r>
-            <m:t>T</m:t>
-          </m:r>
-          <m:r>
-            <m:rPr>
-              <m:sty m:val="p"/>
-            </m:rPr>
-            <m:t>≤</m:t>
-          </m:r>
-          <m:r>
-            <m:t>4</m:t>
-          </m:r>
-        </m:oMath>
-      </m:oMathPara>
-    </w:p>
-    <w:p>
-      <w:pPr>
-        <w:pStyle w:val="FirstParagraph"/>
-      </w:pPr>
-      <w:r>
-        <w:rPr>
-          <w:rFonts w:hint="eastAsia"/>
-        </w:rPr>
-        <w:t xml:space="preserve">精度随</w:t>
-      </w:r>
-    </w:p>
-    <w:p>
-      <w:pPr>
-        <w:pStyle w:val="BodyText"/>
-      </w:pPr>
-      <m:oMathPara>
-        <m:oMathParaPr>
-          <m:jc m:val="center"/>
-        </m:oMathParaPr>
-        <m:oMath>
-          <m:r>
-            <m:t>T</m:t>
-          </m:r>
-        </m:oMath>
-      </m:oMathPara>
-    </w:p>
-    <w:p>
-      <w:pPr>
-        <w:pStyle w:val="FirstParagraph"/>
-      </w:pPr>
-      <w:r>
-        <w:rPr>
-          <w:rFonts w:hint="eastAsia"/>
-        </w:rPr>
-        <w:t xml:space="preserve">快速上升、</w:t>
-      </w:r>
-    </w:p>
-    <w:p>
-      <w:pPr>
-        <w:pStyle w:val="BodyText"/>
-      </w:pPr>
-      <m:oMathPara>
-        <m:oMathParaPr>
-          <m:jc m:val="center"/>
-        </m:oMathParaPr>
-        <m:oMath>
-          <m:r>
-            <m:t>T</m:t>
-          </m:r>
-          <m:r>
-            <m:rPr>
-              <m:sty m:val="p"/>
-            </m:rPr>
-            <m:t>≥</m:t>
-          </m:r>
-          <m:r>
-            <m:t>8</m:t>
-          </m:r>
-        </m:oMath>
-      </m:oMathPara>
-    </w:p>
-    <w:p>
-      <w:pPr>
-        <w:pStyle w:val="FirstParagraph"/>
-      </w:pPr>
-      <w:r>
-        <w:rPr>
-          <w:rFonts w:hint="eastAsia"/>
-        </w:rPr>
-        <w:t xml:space="preserve">进入88.6–89.2%平台，</w:t>
-      </w:r>
-    </w:p>
-    <w:p>
-      <w:pPr>
-        <w:pStyle w:val="BodyText"/>
-      </w:pPr>
-      <m:oMathPara>
-        <m:oMathParaPr>
-          <m:jc m:val="center"/>
-        </m:oMathParaPr>
-        <m:oMath>
-          <m:r>
-            <m:t>T</m:t>
-          </m:r>
-          <m:r>
-            <m:rPr>
-              <m:sty m:val="p"/>
-            </m:rPr>
-            <m:t>=</m:t>
-          </m:r>
-          <m:r>
-            <m:t>4</m:t>
-          </m:r>
-        </m:oMath>
-      </m:oMathPara>
-    </w:p>
-    <w:p>
-      <w:pPr>
-        <w:pStyle w:val="FirstParagraph"/>
-      </w:pPr>
-      <w:r>
-        <w:rPr>
-          <w:rFonts w:hint="eastAsia"/>
-        </w:rPr>
-        <w:t xml:space="preserve">处88.84%与峰值89.18%相差0.34个百分点；FULL_STACK评估精度略胜HARDWARE_AWARE训练时的88.11%，支持正文4.3节三档共用同一检查点的设计选择。</w:t>
-      </w:r>
-    </w:p>
-    <w:p>
-      <w:pPr>
-        <w:pStyle w:val="CaptionedFigure"/>
-      </w:pPr>
-      <w:r>
         <w:drawing>
           <wp:inline>
             <wp:extent cx="5334000" cy="2172465"/>
             <wp:effectExtent b="0" l="0" r="0" t="0"/>
-            <wp:docPr descr="图A.4 CIFAR-10 PBNN-CNN在全栈T扫描下的精度-T与精度-能耗曲线" title="" id="25" name="Picture"/>
+            <wp:docPr descr="" title="fig:" id="25" name="Picture"/>
             <a:graphic>
               <a:graphicData uri="http://schemas.openxmlformats.org/drawingml/2006/picture">
                 <pic:pic>
                   <pic:nvPicPr>
-                    <pic:cNvPr descr="figs/AppendixA_04.png" id="26" name="Picture"/>
+                    <pic:cNvPr descr="D:\Documents\%E6%AF%95%E4%B8%9A%E8%AE%BE%E8%AE%A1-2026%E5%B9%B45%E6%9C%8810%E6%97%A5\04PBNN%E4%BB%BF%E7%9C%9F\smtj_pbnn_sim\article\figs\AppendixA_04.png" id="26" name="Picture"/>
                     <pic:cNvPicPr>
                       <a:picLocks noChangeArrowheads="1" noChangeAspect="1"/>
                     </pic:cNvPicPr>
@@ -2755,22 +2203,145 @@
     </w:p>
     <w:p>
       <w:pPr>
-        <w:pStyle w:val="ImageCaption"/>
+        <w:pStyle w:val="BodyText"/>
       </w:pPr>
       <w:r>
         <w:rPr>
           <w:rFonts w:hint="eastAsia"/>
+          <w:b/>
+          <w:bCs/>
         </w:rPr>
         <w:t xml:space="preserve">图A.4</w:t>
       </w:r>
       <w:r>
-        <w:t xml:space="preserve"> CIFAR-10 </w:t>
-      </w:r>
-      <w:r>
-        <w:rPr>
-          <w:rFonts w:hint="eastAsia"/>
-        </w:rPr>
-        <w:t xml:space="preserve">PBNN-CNN在全栈T扫描下的精度-T与精度-能耗曲线</w:t>
+        <w:t xml:space="preserve"> </w:t>
+      </w:r>
+      <w:r>
+        <w:t xml:space="preserve">CIFAR-10 </w:t>
+      </w:r>
+      <w:r>
+        <w:rPr>
+          <w:rFonts w:hint="eastAsia"/>
+        </w:rPr>
+        <w:t xml:space="preserve">PBNN-CNN在全栈</w:t>
+      </w:r>
+      <m:oMath>
+        <m:r>
+          <m:t>T</m:t>
+        </m:r>
+      </m:oMath>
+      <w:r>
+        <w:rPr>
+          <w:rFonts w:hint="eastAsia"/>
+        </w:rPr>
+        <w:t xml:space="preserve">扫描下的精度-T曲线</w:t>
+      </w:r>
+      <w:r>
+        <w:t xml:space="preserve"> </w:t>
+      </w:r>
+      <w:r>
+        <w:rPr>
+          <w:rFonts w:hint="eastAsia"/>
+        </w:rPr>
+        <w:t xml:space="preserve">(左)</w:t>
+      </w:r>
+      <w:r>
+        <w:t xml:space="preserve"> </w:t>
+      </w:r>
+      <w:r>
+        <w:rPr>
+          <w:rFonts w:hint="eastAsia"/>
+        </w:rPr>
+        <w:t xml:space="preserve">与精度-能耗曲线</w:t>
+      </w:r>
+      <w:r>
+        <w:t xml:space="preserve"> </w:t>
+      </w:r>
+      <w:r>
+        <w:rPr>
+          <w:rFonts w:hint="eastAsia"/>
+        </w:rPr>
+        <w:t xml:space="preserve">(右)，对数横轴。曲线比图A.3陡峭得多：</w:t>
+      </w:r>
+      <m:oMath>
+        <m:r>
+          <m:t>T</m:t>
+        </m:r>
+        <m:r>
+          <m:rPr>
+            <m:sty m:val="p"/>
+          </m:rPr>
+          <m:t>=</m:t>
+        </m:r>
+        <m:r>
+          <m:t>1</m:t>
+        </m:r>
+      </m:oMath>
+      <w:r>
+        <w:rPr>
+          <w:rFonts w:hint="eastAsia"/>
+        </w:rPr>
+        <w:t xml:space="preserve">仅34.19%、</w:t>
+      </w:r>
+      <m:oMath>
+        <m:r>
+          <m:t>T</m:t>
+        </m:r>
+        <m:r>
+          <m:rPr>
+            <m:sty m:val="p"/>
+          </m:rPr>
+          <m:t>=</m:t>
+        </m:r>
+        <m:r>
+          <m:t>4</m:t>
+        </m:r>
+      </m:oMath>
+      <w:r>
+        <w:rPr>
+          <w:rFonts w:hint="eastAsia"/>
+        </w:rPr>
+        <w:t xml:space="preserve">升至53.35%、</w:t>
+      </w:r>
+      <m:oMath>
+        <m:r>
+          <m:t>T</m:t>
+        </m:r>
+        <m:r>
+          <m:rPr>
+            <m:sty m:val="p"/>
+          </m:rPr>
+          <m:t>=</m:t>
+        </m:r>
+        <m:r>
+          <m:t>64</m:t>
+        </m:r>
+      </m:oMath>
+      <w:r>
+        <w:rPr>
+          <w:rFonts w:hint="eastAsia"/>
+        </w:rPr>
+        <w:t xml:space="preserve">达62.14%仍在缓慢上升，反映难任务下需要更深的采样才能压低Bernoulli估计方差；</w:t>
+      </w:r>
+      <m:oMath>
+        <m:r>
+          <m:t>T</m:t>
+        </m:r>
+        <m:r>
+          <m:rPr>
+            <m:sty m:val="p"/>
+          </m:rPr>
+          <m:t>=</m:t>
+        </m:r>
+        <m:r>
+          <m:t>64</m:t>
+        </m:r>
+      </m:oMath>
+      <w:r>
+        <w:rPr>
+          <w:rFonts w:hint="eastAsia"/>
+        </w:rPr>
+        <w:t xml:space="preserve">渐近值低于HARDWARE_AWARE训练精度67.22%约5个百分点。</w:t>
       </w:r>
     </w:p>
     <w:p>
@@ -2783,224 +2354,6 @@
           <w:b/>
           <w:bCs/>
         </w:rPr>
-        <w:t xml:space="preserve">图A.4</w:t>
-      </w:r>
-      <w:r>
-        <w:t xml:space="preserve"> </w:t>
-      </w:r>
-      <w:r>
-        <w:t xml:space="preserve">CIFAR-10 </w:t>
-      </w:r>
-      <w:r>
-        <w:rPr>
-          <w:rFonts w:hint="eastAsia"/>
-        </w:rPr>
-        <w:t xml:space="preserve">PBNN-CNN在全栈</w:t>
-      </w:r>
-    </w:p>
-    <w:p>
-      <w:pPr>
-        <w:pStyle w:val="BodyText"/>
-      </w:pPr>
-      <m:oMathPara>
-        <m:oMathParaPr>
-          <m:jc m:val="center"/>
-        </m:oMathParaPr>
-        <m:oMath>
-          <m:r>
-            <m:t>T</m:t>
-          </m:r>
-        </m:oMath>
-      </m:oMathPara>
-    </w:p>
-    <w:p>
-      <w:pPr>
-        <w:pStyle w:val="FirstParagraph"/>
-      </w:pPr>
-      <w:r>
-        <w:rPr>
-          <w:rFonts w:hint="eastAsia"/>
-        </w:rPr>
-        <w:t xml:space="preserve">扫描下的精度-T曲线</w:t>
-      </w:r>
-      <w:r>
-        <w:t xml:space="preserve"> </w:t>
-      </w:r>
-      <w:r>
-        <w:rPr>
-          <w:rFonts w:hint="eastAsia"/>
-        </w:rPr>
-        <w:t xml:space="preserve">(左)</w:t>
-      </w:r>
-      <w:r>
-        <w:t xml:space="preserve"> </w:t>
-      </w:r>
-      <w:r>
-        <w:rPr>
-          <w:rFonts w:hint="eastAsia"/>
-        </w:rPr>
-        <w:t xml:space="preserve">与精度-能耗曲线</w:t>
-      </w:r>
-      <w:r>
-        <w:t xml:space="preserve"> </w:t>
-      </w:r>
-      <w:r>
-        <w:rPr>
-          <w:rFonts w:hint="eastAsia"/>
-        </w:rPr>
-        <w:t xml:space="preserve">(右)，对数横轴。曲线比图A.3陡峭得多：</w:t>
-      </w:r>
-    </w:p>
-    <w:p>
-      <w:pPr>
-        <w:pStyle w:val="BodyText"/>
-      </w:pPr>
-      <m:oMathPara>
-        <m:oMathParaPr>
-          <m:jc m:val="center"/>
-        </m:oMathParaPr>
-        <m:oMath>
-          <m:r>
-            <m:t>T</m:t>
-          </m:r>
-          <m:r>
-            <m:rPr>
-              <m:sty m:val="p"/>
-            </m:rPr>
-            <m:t>=</m:t>
-          </m:r>
-          <m:r>
-            <m:t>1</m:t>
-          </m:r>
-        </m:oMath>
-      </m:oMathPara>
-    </w:p>
-    <w:p>
-      <w:pPr>
-        <w:pStyle w:val="FirstParagraph"/>
-      </w:pPr>
-      <w:r>
-        <w:rPr>
-          <w:rFonts w:hint="eastAsia"/>
-        </w:rPr>
-        <w:t xml:space="preserve">仅34.19%、</w:t>
-      </w:r>
-    </w:p>
-    <w:p>
-      <w:pPr>
-        <w:pStyle w:val="BodyText"/>
-      </w:pPr>
-      <m:oMathPara>
-        <m:oMathParaPr>
-          <m:jc m:val="center"/>
-        </m:oMathParaPr>
-        <m:oMath>
-          <m:r>
-            <m:t>T</m:t>
-          </m:r>
-          <m:r>
-            <m:rPr>
-              <m:sty m:val="p"/>
-            </m:rPr>
-            <m:t>=</m:t>
-          </m:r>
-          <m:r>
-            <m:t>4</m:t>
-          </m:r>
-        </m:oMath>
-      </m:oMathPara>
-    </w:p>
-    <w:p>
-      <w:pPr>
-        <w:pStyle w:val="FirstParagraph"/>
-      </w:pPr>
-      <w:r>
-        <w:rPr>
-          <w:rFonts w:hint="eastAsia"/>
-        </w:rPr>
-        <w:t xml:space="preserve">升至53.35%、</w:t>
-      </w:r>
-    </w:p>
-    <w:p>
-      <w:pPr>
-        <w:pStyle w:val="BodyText"/>
-      </w:pPr>
-      <m:oMathPara>
-        <m:oMathParaPr>
-          <m:jc m:val="center"/>
-        </m:oMathParaPr>
-        <m:oMath>
-          <m:r>
-            <m:t>T</m:t>
-          </m:r>
-          <m:r>
-            <m:rPr>
-              <m:sty m:val="p"/>
-            </m:rPr>
-            <m:t>=</m:t>
-          </m:r>
-          <m:r>
-            <m:t>64</m:t>
-          </m:r>
-        </m:oMath>
-      </m:oMathPara>
-    </w:p>
-    <w:p>
-      <w:pPr>
-        <w:pStyle w:val="FirstParagraph"/>
-      </w:pPr>
-      <w:r>
-        <w:rPr>
-          <w:rFonts w:hint="eastAsia"/>
-        </w:rPr>
-        <w:t xml:space="preserve">达62.14%仍在缓慢上升，反映难任务下需要更深的采样才能压低Bernoulli估计方差；</w:t>
-      </w:r>
-    </w:p>
-    <w:p>
-      <w:pPr>
-        <w:pStyle w:val="BodyText"/>
-      </w:pPr>
-      <m:oMathPara>
-        <m:oMathParaPr>
-          <m:jc m:val="center"/>
-        </m:oMathParaPr>
-        <m:oMath>
-          <m:r>
-            <m:t>T</m:t>
-          </m:r>
-          <m:r>
-            <m:rPr>
-              <m:sty m:val="p"/>
-            </m:rPr>
-            <m:t>=</m:t>
-          </m:r>
-          <m:r>
-            <m:t>64</m:t>
-          </m:r>
-        </m:oMath>
-      </m:oMathPara>
-    </w:p>
-    <w:p>
-      <w:pPr>
-        <w:pStyle w:val="FirstParagraph"/>
-      </w:pPr>
-      <w:r>
-        <w:rPr>
-          <w:rFonts w:hint="eastAsia"/>
-        </w:rPr>
-        <w:t xml:space="preserve">渐近值低于HARDWARE_AWARE训练精度67.22%约5个百分点。</w:t>
-      </w:r>
-    </w:p>
-    <w:p>
-      <w:pPr>
-        <w:pStyle w:val="BodyText"/>
-      </w:pPr>
-      <w:r>
-        <w:rPr>
-          <w:rFonts w:hint="eastAsia"/>
-          <w:b/>
-          <w:bCs/>
-        </w:rPr>
         <w:t xml:space="preserve">表A.2</w:t>
       </w:r>
       <w:r>
@@ -3012,26 +2365,11 @@
         </w:rPr>
         <w:t xml:space="preserve">Fashion-MNIST与CIFAR-10的PBNN-CNN在不同采样次数</w:t>
       </w:r>
-    </w:p>
-    <w:p>
-      <w:pPr>
-        <w:pStyle w:val="BodyText"/>
-      </w:pPr>
-      <m:oMathPara>
-        <m:oMathParaPr>
-          <m:jc m:val="center"/>
-        </m:oMathParaPr>
-        <m:oMath>
-          <m:r>
-            <m:t>T</m:t>
-          </m:r>
-        </m:oMath>
-      </m:oMathPara>
-    </w:p>
-    <w:p>
-      <w:pPr>
-        <w:pStyle w:val="FirstParagraph"/>
-      </w:pPr>
+      <m:oMath>
+        <m:r>
+          <m:t>T</m:t>
+        </m:r>
+      </m:oMath>
       <w:r>
         <w:rPr>
           <w:rFonts w:hint="eastAsia"/>
@@ -3047,26 +2385,11 @@
         </w:rPr>
         <w:t xml:space="preserve">(单次推理能耗随</w:t>
       </w:r>
-    </w:p>
-    <w:p>
-      <w:pPr>
-        <w:pStyle w:val="BodyText"/>
-      </w:pPr>
-      <m:oMathPara>
-        <m:oMathParaPr>
-          <m:jc m:val="center"/>
-        </m:oMathParaPr>
-        <m:oMath>
-          <m:r>
-            <m:t>T</m:t>
-          </m:r>
-        </m:oMath>
-      </m:oMathPara>
-    </w:p>
-    <w:p>
-      <w:pPr>
-        <w:pStyle w:val="FirstParagraph"/>
-      </w:pPr>
+      <m:oMath>
+        <m:r>
+          <m:t>T</m:t>
+        </m:r>
+      </m:oMath>
       <w:r>
         <w:rPr>
           <w:rFonts w:hint="eastAsia"/>
@@ -3095,16 +2418,11 @@
             <w:pPr>
               <w:pStyle w:val="Compact"/>
             </w:pPr>
-            <m:oMathPara>
-              <m:oMathParaPr>
-                <m:jc m:val="center"/>
-              </m:oMathParaPr>
-              <m:oMath>
-                <m:r>
-                  <m:t>T</m:t>
-                </m:r>
-              </m:oMath>
-            </m:oMathPara>
+            <m:oMath>
+              <m:r>
+                <m:t>T</m:t>
+              </m:r>
+            </m:oMath>
           </w:p>
         </w:tc>
         <w:tc>
@@ -3389,7 +2707,7 @@
       </w:tr>
     </w:tbl>
     <w:bookmarkEnd w:id="27"/>
-    <w:bookmarkStart w:id="28" w:name="a.3-小结"/>
+    <w:bookmarkStart w:id="28" w:name="a3-小结"/>
     <w:p>
       <w:pPr>
         <w:pStyle w:val="Heading2"/>
@@ -3450,93 +2768,48 @@
         </w:rPr>
         <w:t xml:space="preserve">(CIFAR-10建议</w:t>
       </w:r>
-    </w:p>
-    <w:p>
-      <w:pPr>
-        <w:pStyle w:val="BodyText"/>
-      </w:pPr>
-      <m:oMathPara>
-        <m:oMathParaPr>
-          <m:jc m:val="center"/>
-        </m:oMathParaPr>
-        <m:oMath>
-          <m:r>
-            <m:t>T</m:t>
-          </m:r>
-          <m:r>
-            <m:rPr>
-              <m:sty m:val="p"/>
-            </m:rPr>
-            <m:t>=</m:t>
-          </m:r>
-          <m:r>
-            <m:t>16</m:t>
-          </m:r>
-        </m:oMath>
-      </m:oMathPara>
-    </w:p>
-    <w:p>
-      <w:pPr>
-        <w:pStyle w:val="FirstParagraph"/>
-      </w:pPr>
+      <m:oMath>
+        <m:r>
+          <m:t>T</m:t>
+        </m:r>
+        <m:r>
+          <m:rPr>
+            <m:sty m:val="p"/>
+          </m:rPr>
+          <m:t>=</m:t>
+        </m:r>
+        <m:r>
+          <m:t>16</m:t>
+        </m:r>
+      </m:oMath>
       <w:r>
         <w:t xml:space="preserve">—</w:t>
       </w:r>
-    </w:p>
-    <w:p>
-      <w:pPr>
-        <w:pStyle w:val="BodyText"/>
-      </w:pPr>
-      <m:oMathPara>
-        <m:oMathParaPr>
-          <m:jc m:val="center"/>
-        </m:oMathParaPr>
-        <m:oMath>
-          <m:r>
-            <m:t>32</m:t>
-          </m:r>
-        </m:oMath>
-      </m:oMathPara>
-    </w:p>
-    <w:p>
-      <w:pPr>
-        <w:pStyle w:val="FirstParagraph"/>
-      </w:pPr>
+      <m:oMath>
+        <m:r>
+          <m:t>32</m:t>
+        </m:r>
+      </m:oMath>
       <w:r>
         <w:rPr>
           <w:rFonts w:hint="eastAsia"/>
         </w:rPr>
         <w:t xml:space="preserve">而非MNIST的</w:t>
       </w:r>
-    </w:p>
-    <w:p>
-      <w:pPr>
-        <w:pStyle w:val="BodyText"/>
-      </w:pPr>
-      <m:oMathPara>
-        <m:oMathParaPr>
-          <m:jc m:val="center"/>
-        </m:oMathParaPr>
-        <m:oMath>
-          <m:r>
-            <m:t>T</m:t>
-          </m:r>
-          <m:r>
-            <m:rPr>
-              <m:sty m:val="p"/>
-            </m:rPr>
-            <m:t>=</m:t>
-          </m:r>
-          <m:r>
-            <m:t>4</m:t>
-          </m:r>
-        </m:oMath>
-      </m:oMathPara>
-    </w:p>
-    <w:p>
-      <w:pPr>
-        <w:pStyle w:val="FirstParagraph"/>
-      </w:pPr>
+      <m:oMath>
+        <m:r>
+          <m:t>T</m:t>
+        </m:r>
+        <m:r>
+          <m:rPr>
+            <m:sty m:val="p"/>
+          </m:rPr>
+          <m:t>=</m:t>
+        </m:r>
+        <m:r>
+          <m:t>4</m:t>
+        </m:r>
+      </m:oMath>
       <w:r>
         <w:rPr>
           <w:rFonts w:hint="eastAsia"/>
